--- a/django_hr/documents/templates/cdd-18mois.docx
+++ b/django_hr/documents/templates/cdd-18mois.docx
@@ -1,6 +1,6 @@
 
 <file path=word/document.xml><?xml version="1.0" encoding="utf-8"?>
-<w:document xmlns:wpc="http://schemas.microsoft.com/office/word/2010/wordprocessingCanvas" xmlns:cx="http://schemas.microsoft.com/office/drawing/2014/chartex" xmlns:cx1="http://schemas.microsoft.com/office/drawing/2015/9/8/chartex" xmlns:cx2="http://schemas.microsoft.com/office/drawing/2015/10/21/chartex" xmlns:cx3="http://schemas.microsoft.com/office/drawing/2016/5/9/chartex" xmlns:cx4="http://schemas.microsoft.com/office/drawing/2016/5/10/chartex" xmlns:cx5="http://schemas.microsoft.com/office/drawing/2016/5/11/chartex" xmlns:cx6="http://schemas.microsoft.com/office/drawing/2016/5/12/chartex" xmlns:cx7="http://schemas.microsoft.com/office/drawing/2016/5/13/chartex" xmlns:cx8="http://schemas.microsoft.com/office/drawing/2016/5/14/chartex" xmlns:mc="http://schemas.openxmlformats.org/markup-compatibility/2006" xmlns:aink="http://schemas.microsoft.com/office/drawing/2016/ink" xmlns:am3d="http://schemas.microsoft.com/office/drawing/2017/model3d" xmlns:o="urn:schemas-microsoft-com:office:office" xmlns:r="http://schemas.openxmlformats.org/officeDocument/2006/relationships" xmlns:m="http://schemas.openxmlformats.org/officeDocument/2006/math" xmlns:v="urn:schemas-microsoft-com:vml" xmlns:wp14="http://schemas.microsoft.com/office/word/2010/wordprocessingDrawing" xmlns:wp="http://schemas.openxmlformats.org/drawingml/2006/wordprocessingDrawing" xmlns:w10="urn:schemas-microsoft-com:office:word" xmlns:w="http://schemas.openxmlformats.org/wordprocessingml/2006/main" xmlns:w14="http://schemas.microsoft.com/office/word/2010/wordml" xmlns:w15="http://schemas.microsoft.com/office/word/2012/wordml" xmlns:w16cex="http://schemas.microsoft.com/office/word/2018/wordml/cex" xmlns:w16cid="http://schemas.microsoft.com/office/word/2016/wordml/cid" xmlns:w16="http://schemas.microsoft.com/office/word/2018/wordml" xmlns:w16sdtdh="http://schemas.microsoft.com/office/word/2020/wordml/sdtdatahash" xmlns:w16se="http://schemas.microsoft.com/office/word/2015/wordml/symex" xmlns:wpg="http://schemas.microsoft.com/office/word/2010/wordprocessingGroup" xmlns:wpi="http://schemas.microsoft.com/office/word/2010/wordprocessingInk" xmlns:wne="http://schemas.microsoft.com/office/word/2006/wordml" xmlns:wps="http://schemas.microsoft.com/office/word/2010/wordprocessingShape" mc:Ignorable="w14 w15 w16se w16cid w16 w16cex w16sdtdh wp14">
+<w:document xmlns:wpc="http://schemas.microsoft.com/office/word/2010/wordprocessingCanvas" xmlns:cx="http://schemas.microsoft.com/office/drawing/2014/chartex" xmlns:cx1="http://schemas.microsoft.com/office/drawing/2015/9/8/chartex" xmlns:cx2="http://schemas.microsoft.com/office/drawing/2015/10/21/chartex" xmlns:cx3="http://schemas.microsoft.com/office/drawing/2016/5/9/chartex" xmlns:cx4="http://schemas.microsoft.com/office/drawing/2016/5/10/chartex" xmlns:cx5="http://schemas.microsoft.com/office/drawing/2016/5/11/chartex" xmlns:cx6="http://schemas.microsoft.com/office/drawing/2016/5/12/chartex" xmlns:cx7="http://schemas.microsoft.com/office/drawing/2016/5/13/chartex" xmlns:cx8="http://schemas.microsoft.com/office/drawing/2016/5/14/chartex" xmlns:mc="http://schemas.openxmlformats.org/markup-compatibility/2006" xmlns:aink="http://schemas.microsoft.com/office/drawing/2016/ink" xmlns:am3d="http://schemas.microsoft.com/office/drawing/2017/model3d" xmlns:o="urn:schemas-microsoft-com:office:office" xmlns:oel="http://schemas.microsoft.com/office/2019/extlst" xmlns:r="http://schemas.openxmlformats.org/officeDocument/2006/relationships" xmlns:m="http://schemas.openxmlformats.org/officeDocument/2006/math" xmlns:v="urn:schemas-microsoft-com:vml" xmlns:wp14="http://schemas.microsoft.com/office/word/2010/wordprocessingDrawing" xmlns:wp="http://schemas.openxmlformats.org/drawingml/2006/wordprocessingDrawing" xmlns:w10="urn:schemas-microsoft-com:office:word" xmlns:w="http://schemas.openxmlformats.org/wordprocessingml/2006/main" xmlns:w14="http://schemas.microsoft.com/office/word/2010/wordml" xmlns:w15="http://schemas.microsoft.com/office/word/2012/wordml" xmlns:w16cex="http://schemas.microsoft.com/office/word/2018/wordml/cex" xmlns:w16cid="http://schemas.microsoft.com/office/word/2016/wordml/cid" xmlns:w16="http://schemas.microsoft.com/office/word/2018/wordml" xmlns:w16du="http://schemas.microsoft.com/office/word/2023/wordml/word16du" xmlns:w16sdtdh="http://schemas.microsoft.com/office/word/2020/wordml/sdtdatahash" xmlns:w16sdtfl="http://schemas.microsoft.com/office/word/2024/wordml/sdtformatlock" xmlns:w16se="http://schemas.microsoft.com/office/word/2015/wordml/symex" xmlns:wpg="http://schemas.microsoft.com/office/word/2010/wordprocessingGroup" xmlns:wpi="http://schemas.microsoft.com/office/word/2010/wordprocessingInk" xmlns:wne="http://schemas.microsoft.com/office/word/2006/wordml" xmlns:wps="http://schemas.microsoft.com/office/word/2010/wordprocessingShape" mc:Ignorable="w14 w15 w16se w16cid w16 w16cex w16sdtdh w16sdtfl w16du wp14">
   <w:body>
     <w:p>
       <w:pPr>
@@ -3076,961 +3076,6 @@
         </w:rPr>
       </w:pPr>
     </w:p>
-    <w:p>
-      <w:r>
-        <w:rPr>
-          <w:noProof/>
-        </w:rPr>
-        <w:lastRenderedPageBreak/>
-        <w:drawing>
-          <wp:anchor distT="0" distB="0" distL="114300" distR="114300" simplePos="0" relativeHeight="251674624" behindDoc="1" locked="0" layoutInCell="1" allowOverlap="1" wp14:anchorId="72622608" wp14:editId="3A59F426">
-            <wp:simplePos x="0" y="0"/>
-            <wp:positionH relativeFrom="column">
-              <wp:posOffset>1871980</wp:posOffset>
-            </wp:positionH>
-            <wp:positionV relativeFrom="paragraph">
-              <wp:posOffset>-80645</wp:posOffset>
-            </wp:positionV>
-            <wp:extent cx="2329763" cy="1238250"/>
-            <wp:effectExtent l="0" t="0" r="0" b="0"/>
-            <wp:wrapNone/>
-            <wp:docPr id="14" name="Image 14"/>
-            <wp:cNvGraphicFramePr>
-              <a:graphicFrameLocks xmlns:a="http://schemas.openxmlformats.org/drawingml/2006/main" noChangeAspect="1"/>
-            </wp:cNvGraphicFramePr>
-            <a:graphic xmlns:a="http://schemas.openxmlformats.org/drawingml/2006/main">
-              <a:graphicData uri="http://schemas.openxmlformats.org/drawingml/2006/picture">
-                <pic:pic xmlns:pic="http://schemas.openxmlformats.org/drawingml/2006/picture">
-                  <pic:nvPicPr>
-                    <pic:cNvPr id="3" name="Image 3"/>
-                    <pic:cNvPicPr/>
-                  </pic:nvPicPr>
-                  <pic:blipFill>
-                    <a:blip r:embed="rId7" cstate="print">
-                      <a:extLst>
-                        <a:ext uri="{28A0092B-C50C-407E-A947-70E740481C1C}">
-                          <a14:useLocalDpi xmlns:a14="http://schemas.microsoft.com/office/drawing/2010/main" val="0"/>
-                        </a:ext>
-                      </a:extLst>
-                    </a:blip>
-                    <a:stretch>
-                      <a:fillRect/>
-                    </a:stretch>
-                  </pic:blipFill>
-                  <pic:spPr>
-                    <a:xfrm>
-                      <a:off x="0" y="0"/>
-                      <a:ext cx="2329763" cy="1238250"/>
-                    </a:xfrm>
-                    <a:prstGeom prst="rect">
-                      <a:avLst/>
-                    </a:prstGeom>
-                  </pic:spPr>
-                </pic:pic>
-              </a:graphicData>
-            </a:graphic>
-            <wp14:sizeRelH relativeFrom="page">
-              <wp14:pctWidth>0</wp14:pctWidth>
-            </wp14:sizeRelH>
-            <wp14:sizeRelV relativeFrom="page">
-              <wp14:pctHeight>0</wp14:pctHeight>
-            </wp14:sizeRelV>
-          </wp:anchor>
-        </w:drawing>
-      </w:r>
-      <w:r>
-        <w:t xml:space="preserve">                        </w:t>
-      </w:r>
-    </w:p>
-    <w:p>
-      <w:pPr>
-        <w:ind w:left="2124" w:firstLine="708"/>
-      </w:pPr>
-    </w:p>
-    <w:p>
-      <w:pPr>
-        <w:ind w:left="2124" w:firstLine="708"/>
-      </w:pPr>
-      <w:r>
-        <w:t xml:space="preserve">                                                                              </w:t>
-      </w:r>
-    </w:p>
-    <w:p>
-      <w:pPr>
-        <w:ind w:left="4248" w:firstLine="708"/>
-      </w:pPr>
-    </w:p>
-    <w:p>
-      <w:pPr>
-        <w:ind w:left="4248"/>
-      </w:pPr>
-      <w:r>
-        <w:t xml:space="preserve">Antananarivo le </w:t>
-      </w:r>
-      <w:r>
-        <w:rPr>
-          <w:noProof/>
-        </w:rPr>
-        <w:t xml:space="preserve"> </w:t>
-      </w:r>
-      <w:r>
-        <w:rPr>
-          <w:noProof/>
-        </w:rPr>
-        <w:fldChar w:fldCharType="begin"/>
-      </w:r>
-      <w:r>
-        <w:rPr>
-          <w:noProof/>
-        </w:rPr>
-        <w:instrText xml:space="preserve"> MERGEFIELD Date_Fin_CDD_18_mois1 </w:instrText>
-      </w:r>
-      <w:r>
-        <w:rPr>
-          <w:noProof/>
-        </w:rPr>
-        <w:fldChar w:fldCharType="separate"/>
-      </w:r>
-      <w:r>
-        <w:rPr>
-          <w:noProof/>
-        </w:rPr>
-        <w:t>31 juillet 2026</w:t>
-      </w:r>
-      <w:r>
-        <w:rPr>
-          <w:noProof/>
-        </w:rPr>
-        <w:fldChar w:fldCharType="end"/>
-      </w:r>
-    </w:p>
-    <w:p/>
-    <w:p>
-      <w:pPr>
-        <w:rPr>
-          <w:b/>
-        </w:rPr>
-      </w:pPr>
-      <w:r>
-        <w:t>M.</w:t>
-      </w:r>
-      <w:r>
-        <w:t xml:space="preserve"> / Mme : </w:t>
-      </w:r>
-      <w:r>
-        <w:rPr>
-          <w:b/>
-          <w:bCs/>
-        </w:rPr>
-        <w:fldChar w:fldCharType="begin"/>
-      </w:r>
-      <w:r>
-        <w:rPr>
-          <w:b/>
-          <w:bCs/>
-        </w:rPr>
-        <w:instrText xml:space="preserve"> MERGEFIELD Nom </w:instrText>
-      </w:r>
-      <w:r>
-        <w:rPr>
-          <w:b/>
-          <w:bCs/>
-        </w:rPr>
-        <w:fldChar w:fldCharType="separate"/>
-      </w:r>
-      <w:r>
-        <w:rPr>
-          <w:b/>
-          <w:bCs/>
-          <w:noProof/>
-        </w:rPr>
-        <w:t>ONJANIAINA</w:t>
-      </w:r>
-      <w:r>
-        <w:rPr>
-          <w:b/>
-          <w:bCs/>
-        </w:rPr>
-        <w:fldChar w:fldCharType="end"/>
-      </w:r>
-      <w:r>
-        <w:rPr>
-          <w:b/>
-          <w:bCs/>
-        </w:rPr>
-        <w:t xml:space="preserve"> </w:t>
-      </w:r>
-      <w:r>
-        <w:rPr>
-          <w:b/>
-          <w:bCs/>
-        </w:rPr>
-        <w:fldChar w:fldCharType="begin"/>
-      </w:r>
-      <w:r>
-        <w:rPr>
-          <w:b/>
-          <w:bCs/>
-        </w:rPr>
-        <w:instrText xml:space="preserve"> MERGEFIELD Prénom </w:instrText>
-      </w:r>
-      <w:r>
-        <w:rPr>
-          <w:b/>
-          <w:bCs/>
-        </w:rPr>
-        <w:fldChar w:fldCharType="separate"/>
-      </w:r>
-      <w:r>
-        <w:rPr>
-          <w:b/>
-          <w:bCs/>
-          <w:noProof/>
-        </w:rPr>
-        <w:t>Virginie</w:t>
-      </w:r>
-      <w:r>
-        <w:rPr>
-          <w:b/>
-          <w:bCs/>
-        </w:rPr>
-        <w:fldChar w:fldCharType="end"/>
-      </w:r>
-    </w:p>
-    <w:p>
-      <w:r>
-        <w:t>Matricule n°</w:t>
-      </w:r>
-      <w:r>
-        <w:t xml:space="preserve"> :  </w:t>
-      </w:r>
-      <w:r>
-        <w:rPr>
-          <w:b/>
-          <w:bCs/>
-        </w:rPr>
-        <w:fldChar w:fldCharType="begin"/>
-      </w:r>
-      <w:r>
-        <w:rPr>
-          <w:b/>
-          <w:bCs/>
-        </w:rPr>
-        <w:instrText xml:space="preserve"> MERGEFIELD Matricule </w:instrText>
-      </w:r>
-      <w:r>
-        <w:rPr>
-          <w:b/>
-          <w:bCs/>
-        </w:rPr>
-        <w:fldChar w:fldCharType="separate"/>
-      </w:r>
-      <w:r>
-        <w:rPr>
-          <w:b/>
-          <w:bCs/>
-          <w:noProof/>
-        </w:rPr>
-        <w:t>004994</w:t>
-      </w:r>
-      <w:r>
-        <w:rPr>
-          <w:b/>
-          <w:bCs/>
-        </w:rPr>
-        <w:fldChar w:fldCharType="end"/>
-      </w:r>
-    </w:p>
-    <w:p>
-      <w:pPr>
-        <w:rPr>
-          <w:noProof/>
-        </w:rPr>
-      </w:pPr>
-      <w:r>
-        <w:t xml:space="preserve">Fonction : </w:t>
-      </w:r>
-      <w:r>
-        <w:rPr>
-          <w:b/>
-          <w:bCs/>
-        </w:rPr>
-        <w:t xml:space="preserve"> </w:t>
-      </w:r>
-      <w:r>
-        <w:rPr>
-          <w:b/>
-          <w:bCs/>
-        </w:rPr>
-        <w:fldChar w:fldCharType="begin"/>
-      </w:r>
-      <w:r>
-        <w:rPr>
-          <w:b/>
-          <w:bCs/>
-        </w:rPr>
-        <w:instrText xml:space="preserve"> MERGEFIELD Fonction </w:instrText>
-      </w:r>
-      <w:r>
-        <w:rPr>
-          <w:b/>
-          <w:bCs/>
-        </w:rPr>
-        <w:fldChar w:fldCharType="separate"/>
-      </w:r>
-      <w:r>
-        <w:rPr>
-          <w:b/>
-          <w:bCs/>
-          <w:noProof/>
-        </w:rPr>
-        <w:t>Machiniste</w:t>
-      </w:r>
-      <w:r>
-        <w:rPr>
-          <w:b/>
-          <w:bCs/>
-        </w:rPr>
-        <w:fldChar w:fldCharType="end"/>
-      </w:r>
-    </w:p>
-    <w:p>
-      <w:r>
-        <w:rPr>
-          <w:noProof/>
-        </w:rPr>
-        <w:t xml:space="preserve">Section :  </w:t>
-      </w:r>
-      <w:r>
-        <w:rPr>
-          <w:b/>
-          <w:bCs/>
-          <w:noProof/>
-        </w:rPr>
-        <w:t xml:space="preserve"> </w:t>
-      </w:r>
-      <w:r>
-        <w:rPr>
-          <w:b/>
-          <w:bCs/>
-          <w:noProof/>
-        </w:rPr>
-        <w:fldChar w:fldCharType="begin"/>
-      </w:r>
-      <w:r>
-        <w:rPr>
-          <w:b/>
-          <w:bCs/>
-          <w:noProof/>
-        </w:rPr>
-        <w:instrText xml:space="preserve"> MERGEFIELD Section </w:instrText>
-      </w:r>
-      <w:r>
-        <w:rPr>
-          <w:b/>
-          <w:bCs/>
-          <w:noProof/>
-        </w:rPr>
-        <w:fldChar w:fldCharType="separate"/>
-      </w:r>
-      <w:r>
-        <w:rPr>
-          <w:b/>
-          <w:bCs/>
-          <w:noProof/>
-        </w:rPr>
-        <w:t>GILLET ARABIE 2</w:t>
-      </w:r>
-      <w:r>
-        <w:rPr>
-          <w:b/>
-          <w:bCs/>
-          <w:noProof/>
-        </w:rPr>
-        <w:fldChar w:fldCharType="end"/>
-      </w:r>
-      <w:r>
-        <w:rPr>
-          <w:noProof/>
-        </w:rPr>
-        <w:tab/>
-      </w:r>
-      <w:r>
-        <w:rPr>
-          <w:noProof/>
-        </w:rPr>
-        <w:tab/>
-      </w:r>
-      <w:r>
-        <w:rPr>
-          <w:noProof/>
-        </w:rPr>
-        <w:tab/>
-      </w:r>
-      <w:r>
-        <w:rPr>
-          <w:noProof/>
-        </w:rPr>
-        <w:tab/>
-      </w:r>
-      <w:r>
-        <w:rPr>
-          <w:noProof/>
-        </w:rPr>
-        <w:tab/>
-      </w:r>
-      <w:r>
-        <w:rPr>
-          <w:noProof/>
-        </w:rPr>
-        <w:tab/>
-        <w:t xml:space="preserve">Site : </w:t>
-      </w:r>
-      <w:r>
-        <w:rPr>
-          <w:b/>
-          <w:bCs/>
-          <w:noProof/>
-        </w:rPr>
-        <w:t xml:space="preserve"> </w:t>
-      </w:r>
-      <w:r>
-        <w:rPr>
-          <w:b/>
-          <w:bCs/>
-          <w:noProof/>
-        </w:rPr>
-        <w:fldChar w:fldCharType="begin"/>
-      </w:r>
-      <w:r>
-        <w:rPr>
-          <w:b/>
-          <w:bCs/>
-          <w:noProof/>
-        </w:rPr>
-        <w:instrText xml:space="preserve"> MERGEFIELD Site_Publi </w:instrText>
-      </w:r>
-      <w:r>
-        <w:rPr>
-          <w:b/>
-          <w:bCs/>
-          <w:noProof/>
-        </w:rPr>
-        <w:fldChar w:fldCharType="separate"/>
-      </w:r>
-      <w:r>
-        <w:rPr>
-          <w:b/>
-          <w:bCs/>
-          <w:noProof/>
-        </w:rPr>
-        <w:t>PBI3</w:t>
-      </w:r>
-      <w:r>
-        <w:rPr>
-          <w:b/>
-          <w:bCs/>
-          <w:noProof/>
-        </w:rPr>
-        <w:fldChar w:fldCharType="end"/>
-      </w:r>
-    </w:p>
-    <w:p/>
-    <w:p>
-      <w:r>
-        <w:t>Monsieur/Madame,</w:t>
-      </w:r>
-    </w:p>
-    <w:p/>
-    <w:p>
-      <w:pPr>
-        <w:rPr>
-          <w:b/>
-        </w:rPr>
-      </w:pPr>
-      <w:r>
-        <w:t xml:space="preserve">Nous avons le plaisir de vous informer que le contrat à durée déterminée qui vous lie à la société PAUL BOYE INDUSTRIES se transforme en contrat indéterminé à compter du </w:t>
-      </w:r>
-      <w:r>
-        <w:rPr>
-          <w:b/>
-          <w:bCs/>
-        </w:rPr>
-        <w:fldChar w:fldCharType="begin"/>
-      </w:r>
-      <w:r>
-        <w:rPr>
-          <w:b/>
-          <w:bCs/>
-        </w:rPr>
-        <w:instrText xml:space="preserve"> MERGEFIELD Date_Fin_CDD_18_mois1 </w:instrText>
-      </w:r>
-      <w:r>
-        <w:rPr>
-          <w:b/>
-          <w:bCs/>
-        </w:rPr>
-        <w:fldChar w:fldCharType="separate"/>
-      </w:r>
-      <w:r>
-        <w:rPr>
-          <w:b/>
-          <w:bCs/>
-          <w:noProof/>
-        </w:rPr>
-        <w:t>31 juillet 2026</w:t>
-      </w:r>
-      <w:r>
-        <w:rPr>
-          <w:b/>
-          <w:bCs/>
-        </w:rPr>
-        <w:fldChar w:fldCharType="end"/>
-      </w:r>
-      <w:r>
-        <w:t xml:space="preserve">  . </w:t>
-      </w:r>
-    </w:p>
-    <w:p>
-      <w:r>
-        <w:t>Espérant que vos efforts seront toujours continus,</w:t>
-      </w:r>
-    </w:p>
-    <w:p>
-      <w:pPr>
-        <w:rPr>
-          <w:b/>
-        </w:rPr>
-      </w:pPr>
-      <w:r>
-        <w:t>Amin-</w:t>
-      </w:r>
-      <w:proofErr w:type="spellStart"/>
-      <w:r>
-        <w:t>kafaliana</w:t>
-      </w:r>
-      <w:proofErr w:type="spellEnd"/>
-      <w:r>
-        <w:t xml:space="preserve"> no </w:t>
-      </w:r>
-      <w:proofErr w:type="spellStart"/>
-      <w:r>
-        <w:t>hilazanay</w:t>
-      </w:r>
-      <w:proofErr w:type="spellEnd"/>
-      <w:r>
-        <w:t xml:space="preserve"> </w:t>
-      </w:r>
-      <w:proofErr w:type="spellStart"/>
-      <w:r>
-        <w:t>aminao</w:t>
-      </w:r>
-      <w:proofErr w:type="spellEnd"/>
-      <w:r>
-        <w:t xml:space="preserve"> fa </w:t>
-      </w:r>
-      <w:proofErr w:type="spellStart"/>
-      <w:r>
-        <w:t>ny</w:t>
-      </w:r>
-      <w:proofErr w:type="spellEnd"/>
-      <w:r>
-        <w:t xml:space="preserve"> </w:t>
-      </w:r>
-      <w:proofErr w:type="spellStart"/>
-      <w:r>
-        <w:t>fifanarahana</w:t>
-      </w:r>
-      <w:proofErr w:type="spellEnd"/>
-      <w:r>
-        <w:t xml:space="preserve"> </w:t>
-      </w:r>
-      <w:proofErr w:type="spellStart"/>
-      <w:r>
-        <w:t>arak’asa</w:t>
-      </w:r>
-      <w:proofErr w:type="spellEnd"/>
-      <w:r>
-        <w:t xml:space="preserve"> </w:t>
-      </w:r>
-      <w:proofErr w:type="spellStart"/>
-      <w:r>
-        <w:t>voafetra</w:t>
-      </w:r>
-      <w:proofErr w:type="spellEnd"/>
-      <w:r>
-        <w:t xml:space="preserve"> </w:t>
-      </w:r>
-      <w:proofErr w:type="spellStart"/>
-      <w:r>
-        <w:t>nisy</w:t>
-      </w:r>
-      <w:proofErr w:type="spellEnd"/>
-      <w:r>
-        <w:t xml:space="preserve"> </w:t>
-      </w:r>
-      <w:proofErr w:type="spellStart"/>
-      <w:r>
-        <w:t>teo</w:t>
-      </w:r>
-      <w:proofErr w:type="spellEnd"/>
-      <w:r>
-        <w:t xml:space="preserve"> </w:t>
-      </w:r>
-      <w:proofErr w:type="spellStart"/>
-      <w:r>
-        <w:t>aminao</w:t>
-      </w:r>
-      <w:proofErr w:type="spellEnd"/>
-      <w:r>
-        <w:t xml:space="preserve"> </w:t>
-      </w:r>
-      <w:proofErr w:type="spellStart"/>
-      <w:r>
-        <w:t>sy</w:t>
-      </w:r>
-      <w:proofErr w:type="spellEnd"/>
-      <w:r>
-        <w:t xml:space="preserve"> </w:t>
-      </w:r>
-      <w:proofErr w:type="spellStart"/>
-      <w:r>
-        <w:t>ny</w:t>
-      </w:r>
-      <w:proofErr w:type="spellEnd"/>
-      <w:r>
-        <w:t xml:space="preserve"> </w:t>
-      </w:r>
-      <w:proofErr w:type="spellStart"/>
-      <w:r>
-        <w:t>orinasa</w:t>
-      </w:r>
-      <w:proofErr w:type="spellEnd"/>
-      <w:r>
-        <w:t xml:space="preserve"> PAUL BOYE INDUSTRIES </w:t>
-      </w:r>
-      <w:r>
-        <w:t xml:space="preserve">dia </w:t>
-      </w:r>
-      <w:proofErr w:type="spellStart"/>
-      <w:r>
-        <w:t>miova</w:t>
-      </w:r>
-      <w:proofErr w:type="spellEnd"/>
-      <w:r>
-        <w:t xml:space="preserve"> </w:t>
-      </w:r>
-      <w:proofErr w:type="spellStart"/>
-      <w:r>
-        <w:t>ho</w:t>
-      </w:r>
-      <w:proofErr w:type="spellEnd"/>
-      <w:r>
-        <w:t xml:space="preserve"> </w:t>
-      </w:r>
-      <w:proofErr w:type="spellStart"/>
-      <w:r>
-        <w:t>fifanarahana</w:t>
-      </w:r>
-      <w:proofErr w:type="spellEnd"/>
-      <w:r>
-        <w:t xml:space="preserve"> </w:t>
-      </w:r>
-      <w:proofErr w:type="spellStart"/>
-      <w:r>
-        <w:t>arak’asa</w:t>
-      </w:r>
-      <w:proofErr w:type="spellEnd"/>
-      <w:r>
-        <w:t xml:space="preserve"> </w:t>
-      </w:r>
-      <w:proofErr w:type="spellStart"/>
-      <w:r>
-        <w:t>tsy</w:t>
-      </w:r>
-      <w:proofErr w:type="spellEnd"/>
-      <w:r>
-        <w:t xml:space="preserve"> </w:t>
-      </w:r>
-      <w:proofErr w:type="spellStart"/>
-      <w:r>
-        <w:t>voafetra</w:t>
-      </w:r>
-      <w:proofErr w:type="spellEnd"/>
-      <w:r>
-        <w:t xml:space="preserve"> </w:t>
-      </w:r>
-      <w:proofErr w:type="spellStart"/>
-      <w:r>
-        <w:t>manomboka</w:t>
-      </w:r>
-      <w:proofErr w:type="spellEnd"/>
-      <w:r>
-        <w:t xml:space="preserve"> </w:t>
-      </w:r>
-      <w:proofErr w:type="spellStart"/>
-      <w:r>
-        <w:t>ny</w:t>
-      </w:r>
-      <w:proofErr w:type="spellEnd"/>
-      <w:r>
-        <w:t xml:space="preserve"> </w:t>
-      </w:r>
-      <w:r>
-        <w:rPr>
-          <w:b/>
-          <w:bCs/>
-        </w:rPr>
-        <w:fldChar w:fldCharType="begin"/>
-      </w:r>
-      <w:r>
-        <w:rPr>
-          <w:b/>
-          <w:bCs/>
-        </w:rPr>
-        <w:instrText xml:space="preserve"> MERGEFIELD Date_Fin_CDD_18_mois1 </w:instrText>
-      </w:r>
-      <w:r>
-        <w:rPr>
-          <w:b/>
-          <w:bCs/>
-        </w:rPr>
-        <w:fldChar w:fldCharType="separate"/>
-      </w:r>
-      <w:r>
-        <w:rPr>
-          <w:b/>
-          <w:bCs/>
-          <w:noProof/>
-        </w:rPr>
-        <w:t>31 juillet 2026</w:t>
-      </w:r>
-      <w:r>
-        <w:rPr>
-          <w:b/>
-          <w:bCs/>
-        </w:rPr>
-        <w:fldChar w:fldCharType="end"/>
-      </w:r>
-      <w:r>
-        <w:t xml:space="preserve"> </w:t>
-      </w:r>
-      <w:r>
-        <w:rPr>
-          <w:noProof/>
-        </w:rPr>
-        <w:t xml:space="preserve"> </w:t>
-      </w:r>
-      <w:r>
-        <w:t>.</w:t>
-      </w:r>
-    </w:p>
-    <w:p>
-      <w:pPr>
-        <w:rPr>
-          <w:lang w:val="en-US"/>
-        </w:rPr>
-      </w:pPr>
-      <w:proofErr w:type="spellStart"/>
-      <w:r>
-        <w:rPr>
-          <w:lang w:val="en-US"/>
-        </w:rPr>
-        <w:t>Antenaina</w:t>
-      </w:r>
-      <w:proofErr w:type="spellEnd"/>
-      <w:r>
-        <w:rPr>
-          <w:lang w:val="en-US"/>
-        </w:rPr>
-        <w:t xml:space="preserve"> </w:t>
-      </w:r>
-      <w:proofErr w:type="spellStart"/>
-      <w:r>
-        <w:rPr>
-          <w:lang w:val="en-US"/>
-        </w:rPr>
-        <w:t>ny</w:t>
-      </w:r>
-      <w:proofErr w:type="spellEnd"/>
-      <w:r>
-        <w:rPr>
-          <w:lang w:val="en-US"/>
-        </w:rPr>
-        <w:t xml:space="preserve"> </w:t>
-      </w:r>
-      <w:proofErr w:type="spellStart"/>
-      <w:r>
-        <w:rPr>
-          <w:lang w:val="en-US"/>
-        </w:rPr>
-        <w:t>hitohizan’ny</w:t>
-      </w:r>
-      <w:proofErr w:type="spellEnd"/>
-      <w:r>
-        <w:rPr>
-          <w:lang w:val="en-US"/>
-        </w:rPr>
-        <w:t xml:space="preserve"> </w:t>
-      </w:r>
-      <w:proofErr w:type="spellStart"/>
-      <w:r>
-        <w:rPr>
-          <w:lang w:val="en-US"/>
-        </w:rPr>
-        <w:t>ezaka</w:t>
-      </w:r>
-      <w:proofErr w:type="spellEnd"/>
-      <w:r>
-        <w:rPr>
-          <w:lang w:val="en-US"/>
-        </w:rPr>
-        <w:t xml:space="preserve"> </w:t>
-      </w:r>
-      <w:proofErr w:type="spellStart"/>
-      <w:r>
-        <w:rPr>
-          <w:lang w:val="en-US"/>
-        </w:rPr>
-        <w:t>izay</w:t>
-      </w:r>
-      <w:proofErr w:type="spellEnd"/>
-      <w:r>
-        <w:rPr>
-          <w:lang w:val="en-US"/>
-        </w:rPr>
-        <w:t xml:space="preserve"> </w:t>
-      </w:r>
-      <w:proofErr w:type="spellStart"/>
-      <w:r>
-        <w:rPr>
-          <w:lang w:val="en-US"/>
-        </w:rPr>
-        <w:t>ataonao</w:t>
-      </w:r>
-      <w:proofErr w:type="spellEnd"/>
-      <w:r>
-        <w:rPr>
-          <w:lang w:val="en-US"/>
-        </w:rPr>
-        <w:t xml:space="preserve">. </w:t>
-      </w:r>
-    </w:p>
-    <w:p>
-      <w:pPr>
-        <w:rPr>
-          <w:lang w:val="en-US"/>
-        </w:rPr>
-      </w:pPr>
-    </w:p>
-    <w:p>
-      <w:r>
-        <w:t xml:space="preserve">Veuillez agréer, Monsieur/Madame, nos salutations cordiales. </w:t>
-      </w:r>
-    </w:p>
-    <w:p>
-      <w:pPr>
-        <w:rPr>
-          <w:sz w:val="24"/>
-          <w:szCs w:val="24"/>
-        </w:rPr>
-      </w:pPr>
-      <w:r>
-        <w:rPr>
-          <w:sz w:val="24"/>
-          <w:szCs w:val="24"/>
-        </w:rPr>
-        <w:tab/>
-        <w:t>L’Employé(e),</w:t>
-      </w:r>
-      <w:r>
-        <w:rPr>
-          <w:sz w:val="24"/>
-          <w:szCs w:val="24"/>
-        </w:rPr>
-        <w:tab/>
-      </w:r>
-      <w:r>
-        <w:rPr>
-          <w:sz w:val="24"/>
-          <w:szCs w:val="24"/>
-        </w:rPr>
-        <w:tab/>
-      </w:r>
-      <w:r>
-        <w:rPr>
-          <w:sz w:val="24"/>
-          <w:szCs w:val="24"/>
-        </w:rPr>
-        <w:tab/>
-      </w:r>
-      <w:r>
-        <w:rPr>
-          <w:sz w:val="24"/>
-          <w:szCs w:val="24"/>
-        </w:rPr>
-        <w:tab/>
-      </w:r>
-      <w:r>
-        <w:rPr>
-          <w:sz w:val="24"/>
-          <w:szCs w:val="24"/>
-        </w:rPr>
-        <w:tab/>
-      </w:r>
-      <w:r>
-        <w:rPr>
-          <w:sz w:val="24"/>
-          <w:szCs w:val="24"/>
-        </w:rPr>
-        <w:tab/>
-      </w:r>
-      <w:r>
-        <w:rPr>
-          <w:sz w:val="24"/>
-          <w:szCs w:val="24"/>
-        </w:rPr>
-        <w:tab/>
-      </w:r>
-      <w:r>
-        <w:rPr>
-          <w:sz w:val="24"/>
-          <w:szCs w:val="24"/>
-        </w:rPr>
-        <w:t>L’employeur</w:t>
-      </w:r>
-      <w:r>
-        <w:rPr>
-          <w:sz w:val="24"/>
-          <w:szCs w:val="24"/>
-        </w:rPr>
-        <w:t>,</w:t>
-      </w:r>
-    </w:p>
-    <w:p>
-      <w:pPr>
-        <w:rPr>
-          <w:sz w:val="24"/>
-          <w:szCs w:val="24"/>
-        </w:rPr>
-      </w:pPr>
-    </w:p>
-    <w:p>
-      <w:pPr>
-        <w:rPr>
-          <w:sz w:val="24"/>
-          <w:szCs w:val="24"/>
-        </w:rPr>
-      </w:pPr>
-    </w:p>
-    <w:p>
-      <w:pPr>
-        <w:rPr>
-          <w:sz w:val="24"/>
-          <w:szCs w:val="24"/>
-        </w:rPr>
-      </w:pPr>
-    </w:p>
     <w:sectPr>
       <w:headerReference w:type="default" r:id="rId8"/>
       <w:footerReference w:type="default" r:id="rId9"/>
@@ -4047,7 +3092,7 @@
 </file>
 
 <file path=word/endnotes.xml><?xml version="1.0" encoding="utf-8"?>
-<w:endnotes xmlns:wpc="http://schemas.microsoft.com/office/word/2010/wordprocessingCanvas" xmlns:cx="http://schemas.microsoft.com/office/drawing/2014/chartex" xmlns:cx1="http://schemas.microsoft.com/office/drawing/2015/9/8/chartex" xmlns:cx2="http://schemas.microsoft.com/office/drawing/2015/10/21/chartex" xmlns:cx3="http://schemas.microsoft.com/office/drawing/2016/5/9/chartex" xmlns:cx4="http://schemas.microsoft.com/office/drawing/2016/5/10/chartex" xmlns:cx5="http://schemas.microsoft.com/office/drawing/2016/5/11/chartex" xmlns:cx6="http://schemas.microsoft.com/office/drawing/2016/5/12/chartex" xmlns:cx7="http://schemas.microsoft.com/office/drawing/2016/5/13/chartex" xmlns:cx8="http://schemas.microsoft.com/office/drawing/2016/5/14/chartex" xmlns:mc="http://schemas.openxmlformats.org/markup-compatibility/2006" xmlns:aink="http://schemas.microsoft.com/office/drawing/2016/ink" xmlns:am3d="http://schemas.microsoft.com/office/drawing/2017/model3d" xmlns:o="urn:schemas-microsoft-com:office:office" xmlns:r="http://schemas.openxmlformats.org/officeDocument/2006/relationships" xmlns:m="http://schemas.openxmlformats.org/officeDocument/2006/math" xmlns:v="urn:schemas-microsoft-com:vml" xmlns:wp14="http://schemas.microsoft.com/office/word/2010/wordprocessingDrawing" xmlns:wp="http://schemas.openxmlformats.org/drawingml/2006/wordprocessingDrawing" xmlns:w10="urn:schemas-microsoft-com:office:word" xmlns:w="http://schemas.openxmlformats.org/wordprocessingml/2006/main" xmlns:w14="http://schemas.microsoft.com/office/word/2010/wordml" xmlns:w15="http://schemas.microsoft.com/office/word/2012/wordml" xmlns:w16cex="http://schemas.microsoft.com/office/word/2018/wordml/cex" xmlns:w16cid="http://schemas.microsoft.com/office/word/2016/wordml/cid" xmlns:w16="http://schemas.microsoft.com/office/word/2018/wordml" xmlns:w16sdtdh="http://schemas.microsoft.com/office/word/2020/wordml/sdtdatahash" xmlns:w16se="http://schemas.microsoft.com/office/word/2015/wordml/symex" xmlns:wpg="http://schemas.microsoft.com/office/word/2010/wordprocessingGroup" xmlns:wpi="http://schemas.microsoft.com/office/word/2010/wordprocessingInk" xmlns:wne="http://schemas.microsoft.com/office/word/2006/wordml" xmlns:wps="http://schemas.microsoft.com/office/word/2010/wordprocessingShape" mc:Ignorable="w14 w15 w16se w16cid w16 w16cex w16sdtdh wp14">
+<w:endnotes xmlns:wpc="http://schemas.microsoft.com/office/word/2010/wordprocessingCanvas" xmlns:cx="http://schemas.microsoft.com/office/drawing/2014/chartex" xmlns:cx1="http://schemas.microsoft.com/office/drawing/2015/9/8/chartex" xmlns:cx2="http://schemas.microsoft.com/office/drawing/2015/10/21/chartex" xmlns:cx3="http://schemas.microsoft.com/office/drawing/2016/5/9/chartex" xmlns:cx4="http://schemas.microsoft.com/office/drawing/2016/5/10/chartex" xmlns:cx5="http://schemas.microsoft.com/office/drawing/2016/5/11/chartex" xmlns:cx6="http://schemas.microsoft.com/office/drawing/2016/5/12/chartex" xmlns:cx7="http://schemas.microsoft.com/office/drawing/2016/5/13/chartex" xmlns:cx8="http://schemas.microsoft.com/office/drawing/2016/5/14/chartex" xmlns:mc="http://schemas.openxmlformats.org/markup-compatibility/2006" xmlns:aink="http://schemas.microsoft.com/office/drawing/2016/ink" xmlns:am3d="http://schemas.microsoft.com/office/drawing/2017/model3d" xmlns:o="urn:schemas-microsoft-com:office:office" xmlns:oel="http://schemas.microsoft.com/office/2019/extlst" xmlns:r="http://schemas.openxmlformats.org/officeDocument/2006/relationships" xmlns:m="http://schemas.openxmlformats.org/officeDocument/2006/math" xmlns:v="urn:schemas-microsoft-com:vml" xmlns:wp14="http://schemas.microsoft.com/office/word/2010/wordprocessingDrawing" xmlns:wp="http://schemas.openxmlformats.org/drawingml/2006/wordprocessingDrawing" xmlns:w10="urn:schemas-microsoft-com:office:word" xmlns:w="http://schemas.openxmlformats.org/wordprocessingml/2006/main" xmlns:w14="http://schemas.microsoft.com/office/word/2010/wordml" xmlns:w15="http://schemas.microsoft.com/office/word/2012/wordml" xmlns:w16cex="http://schemas.microsoft.com/office/word/2018/wordml/cex" xmlns:w16cid="http://schemas.microsoft.com/office/word/2016/wordml/cid" xmlns:w16="http://schemas.microsoft.com/office/word/2018/wordml" xmlns:w16du="http://schemas.microsoft.com/office/word/2023/wordml/word16du" xmlns:w16sdtdh="http://schemas.microsoft.com/office/word/2020/wordml/sdtdatahash" xmlns:w16sdtfl="http://schemas.microsoft.com/office/word/2024/wordml/sdtformatlock" xmlns:w16se="http://schemas.microsoft.com/office/word/2015/wordml/symex" xmlns:wpg="http://schemas.microsoft.com/office/word/2010/wordprocessingGroup" xmlns:wpi="http://schemas.microsoft.com/office/word/2010/wordprocessingInk" xmlns:wne="http://schemas.microsoft.com/office/word/2006/wordml" xmlns:wps="http://schemas.microsoft.com/office/word/2010/wordprocessingShape" mc:Ignorable="w14 w15 w16se w16cid w16 w16cex w16sdtdh w16sdtfl w16du wp14">
   <w:endnote w:type="separator" w:id="-1">
     <w:p>
       <w:pPr>
@@ -4072,7 +3117,7 @@
 </file>
 
 <file path=word/footer1.xml><?xml version="1.0" encoding="utf-8"?>
-<w:ftr xmlns:wpc="http://schemas.microsoft.com/office/word/2010/wordprocessingCanvas" xmlns:cx="http://schemas.microsoft.com/office/drawing/2014/chartex" xmlns:cx1="http://schemas.microsoft.com/office/drawing/2015/9/8/chartex" xmlns:cx2="http://schemas.microsoft.com/office/drawing/2015/10/21/chartex" xmlns:cx3="http://schemas.microsoft.com/office/drawing/2016/5/9/chartex" xmlns:cx4="http://schemas.microsoft.com/office/drawing/2016/5/10/chartex" xmlns:cx5="http://schemas.microsoft.com/office/drawing/2016/5/11/chartex" xmlns:cx6="http://schemas.microsoft.com/office/drawing/2016/5/12/chartex" xmlns:cx7="http://schemas.microsoft.com/office/drawing/2016/5/13/chartex" xmlns:cx8="http://schemas.microsoft.com/office/drawing/2016/5/14/chartex" xmlns:mc="http://schemas.openxmlformats.org/markup-compatibility/2006" xmlns:aink="http://schemas.microsoft.com/office/drawing/2016/ink" xmlns:am3d="http://schemas.microsoft.com/office/drawing/2017/model3d" xmlns:o="urn:schemas-microsoft-com:office:office" xmlns:r="http://schemas.openxmlformats.org/officeDocument/2006/relationships" xmlns:m="http://schemas.openxmlformats.org/officeDocument/2006/math" xmlns:v="urn:schemas-microsoft-com:vml" xmlns:wp14="http://schemas.microsoft.com/office/word/2010/wordprocessingDrawing" xmlns:wp="http://schemas.openxmlformats.org/drawingml/2006/wordprocessingDrawing" xmlns:w10="urn:schemas-microsoft-com:office:word" xmlns:w="http://schemas.openxmlformats.org/wordprocessingml/2006/main" xmlns:w14="http://schemas.microsoft.com/office/word/2010/wordml" xmlns:w15="http://schemas.microsoft.com/office/word/2012/wordml" xmlns:w16cex="http://schemas.microsoft.com/office/word/2018/wordml/cex" xmlns:w16cid="http://schemas.microsoft.com/office/word/2016/wordml/cid" xmlns:w16="http://schemas.microsoft.com/office/word/2018/wordml" xmlns:w16sdtdh="http://schemas.microsoft.com/office/word/2020/wordml/sdtdatahash" xmlns:w16se="http://schemas.microsoft.com/office/word/2015/wordml/symex" xmlns:wpg="http://schemas.microsoft.com/office/word/2010/wordprocessingGroup" xmlns:wpi="http://schemas.microsoft.com/office/word/2010/wordprocessingInk" xmlns:wne="http://schemas.microsoft.com/office/word/2006/wordml" xmlns:wps="http://schemas.microsoft.com/office/word/2010/wordprocessingShape" mc:Ignorable="w14 w15 w16se w16cid w16 w16cex w16sdtdh wp14">
+<w:ftr xmlns:wpc="http://schemas.microsoft.com/office/word/2010/wordprocessingCanvas" xmlns:cx="http://schemas.microsoft.com/office/drawing/2014/chartex" xmlns:cx1="http://schemas.microsoft.com/office/drawing/2015/9/8/chartex" xmlns:cx2="http://schemas.microsoft.com/office/drawing/2015/10/21/chartex" xmlns:cx3="http://schemas.microsoft.com/office/drawing/2016/5/9/chartex" xmlns:cx4="http://schemas.microsoft.com/office/drawing/2016/5/10/chartex" xmlns:cx5="http://schemas.microsoft.com/office/drawing/2016/5/11/chartex" xmlns:cx6="http://schemas.microsoft.com/office/drawing/2016/5/12/chartex" xmlns:cx7="http://schemas.microsoft.com/office/drawing/2016/5/13/chartex" xmlns:cx8="http://schemas.microsoft.com/office/drawing/2016/5/14/chartex" xmlns:mc="http://schemas.openxmlformats.org/markup-compatibility/2006" xmlns:aink="http://schemas.microsoft.com/office/drawing/2016/ink" xmlns:am3d="http://schemas.microsoft.com/office/drawing/2017/model3d" xmlns:o="urn:schemas-microsoft-com:office:office" xmlns:oel="http://schemas.microsoft.com/office/2019/extlst" xmlns:r="http://schemas.openxmlformats.org/officeDocument/2006/relationships" xmlns:m="http://schemas.openxmlformats.org/officeDocument/2006/math" xmlns:v="urn:schemas-microsoft-com:vml" xmlns:wp14="http://schemas.microsoft.com/office/word/2010/wordprocessingDrawing" xmlns:wp="http://schemas.openxmlformats.org/drawingml/2006/wordprocessingDrawing" xmlns:w10="urn:schemas-microsoft-com:office:word" xmlns:w="http://schemas.openxmlformats.org/wordprocessingml/2006/main" xmlns:w14="http://schemas.microsoft.com/office/word/2010/wordml" xmlns:w15="http://schemas.microsoft.com/office/word/2012/wordml" xmlns:w16cex="http://schemas.microsoft.com/office/word/2018/wordml/cex" xmlns:w16cid="http://schemas.microsoft.com/office/word/2016/wordml/cid" xmlns:w16="http://schemas.microsoft.com/office/word/2018/wordml" xmlns:w16du="http://schemas.microsoft.com/office/word/2023/wordml/word16du" xmlns:w16sdtdh="http://schemas.microsoft.com/office/word/2020/wordml/sdtdatahash" xmlns:w16sdtfl="http://schemas.microsoft.com/office/word/2024/wordml/sdtformatlock" xmlns:w16se="http://schemas.microsoft.com/office/word/2015/wordml/symex" xmlns:wpg="http://schemas.microsoft.com/office/word/2010/wordprocessingGroup" xmlns:wpi="http://schemas.microsoft.com/office/word/2010/wordprocessingInk" xmlns:wne="http://schemas.microsoft.com/office/word/2006/wordml" xmlns:wps="http://schemas.microsoft.com/office/word/2010/wordprocessingShape" mc:Ignorable="w14 w15 w16se w16cid w16 w16cex w16sdtdh w16sdtfl w16du wp14">
   <w:p>
     <w:pPr>
       <w:pStyle w:val="Pieddepage"/>
@@ -4093,27 +3138,7 @@
         <w:szCs w:val="18"/>
         <w:lang w:val="en-US"/>
       </w:rPr>
-      <w:t xml:space="preserve">Lot ITV 27 </w:t>
-    </w:r>
-    <w:proofErr w:type="spellStart"/>
-    <w:r>
-      <w:rPr>
-        <w:rFonts w:asciiTheme="majorHAnsi" w:hAnsiTheme="majorHAnsi"/>
-        <w:sz w:val="18"/>
-        <w:szCs w:val="18"/>
-        <w:lang w:val="en-US"/>
-      </w:rPr>
-      <w:t>ter</w:t>
-    </w:r>
-    <w:proofErr w:type="spellEnd"/>
-    <w:r>
-      <w:rPr>
-        <w:rFonts w:asciiTheme="majorHAnsi" w:hAnsiTheme="majorHAnsi"/>
-        <w:sz w:val="18"/>
-        <w:szCs w:val="18"/>
-        <w:lang w:val="en-US"/>
-      </w:rPr>
-      <w:t xml:space="preserve"> </w:t>
+      <w:t xml:space="preserve">Lot ITV 27 ter </w:t>
     </w:r>
     <w:proofErr w:type="spellStart"/>
     <w:r>
@@ -4240,7 +3265,25 @@
         <w:sz w:val="18"/>
         <w:szCs w:val="18"/>
       </w:rPr>
-      <w:t xml:space="preserve"> 46101 11 1990 010010/NIF: 5000056860/ B.P: 9022</w:t>
+      <w:t xml:space="preserve"> 46101 11 1990 010010/</w:t>
+    </w:r>
+    <w:proofErr w:type="gramStart"/>
+    <w:r>
+      <w:rPr>
+        <w:rFonts w:asciiTheme="majorHAnsi" w:hAnsiTheme="majorHAnsi"/>
+        <w:sz w:val="18"/>
+        <w:szCs w:val="18"/>
+      </w:rPr>
+      <w:t>NIF:</w:t>
+    </w:r>
+    <w:proofErr w:type="gramEnd"/>
+    <w:r>
+      <w:rPr>
+        <w:rFonts w:asciiTheme="majorHAnsi" w:hAnsiTheme="majorHAnsi"/>
+        <w:sz w:val="18"/>
+        <w:szCs w:val="18"/>
+      </w:rPr>
+      <w:t xml:space="preserve"> 5000056860/ B.P: 9022</w:t>
     </w:r>
     <w:r>
       <w:rPr>
@@ -4303,7 +3346,7 @@
 </file>
 
 <file path=word/footnotes.xml><?xml version="1.0" encoding="utf-8"?>
-<w:footnotes xmlns:wpc="http://schemas.microsoft.com/office/word/2010/wordprocessingCanvas" xmlns:cx="http://schemas.microsoft.com/office/drawing/2014/chartex" xmlns:cx1="http://schemas.microsoft.com/office/drawing/2015/9/8/chartex" xmlns:cx2="http://schemas.microsoft.com/office/drawing/2015/10/21/chartex" xmlns:cx3="http://schemas.microsoft.com/office/drawing/2016/5/9/chartex" xmlns:cx4="http://schemas.microsoft.com/office/drawing/2016/5/10/chartex" xmlns:cx5="http://schemas.microsoft.com/office/drawing/2016/5/11/chartex" xmlns:cx6="http://schemas.microsoft.com/office/drawing/2016/5/12/chartex" xmlns:cx7="http://schemas.microsoft.com/office/drawing/2016/5/13/chartex" xmlns:cx8="http://schemas.microsoft.com/office/drawing/2016/5/14/chartex" xmlns:mc="http://schemas.openxmlformats.org/markup-compatibility/2006" xmlns:aink="http://schemas.microsoft.com/office/drawing/2016/ink" xmlns:am3d="http://schemas.microsoft.com/office/drawing/2017/model3d" xmlns:o="urn:schemas-microsoft-com:office:office" xmlns:r="http://schemas.openxmlformats.org/officeDocument/2006/relationships" xmlns:m="http://schemas.openxmlformats.org/officeDocument/2006/math" xmlns:v="urn:schemas-microsoft-com:vml" xmlns:wp14="http://schemas.microsoft.com/office/word/2010/wordprocessingDrawing" xmlns:wp="http://schemas.openxmlformats.org/drawingml/2006/wordprocessingDrawing" xmlns:w10="urn:schemas-microsoft-com:office:word" xmlns:w="http://schemas.openxmlformats.org/wordprocessingml/2006/main" xmlns:w14="http://schemas.microsoft.com/office/word/2010/wordml" xmlns:w15="http://schemas.microsoft.com/office/word/2012/wordml" xmlns:w16cex="http://schemas.microsoft.com/office/word/2018/wordml/cex" xmlns:w16cid="http://schemas.microsoft.com/office/word/2016/wordml/cid" xmlns:w16="http://schemas.microsoft.com/office/word/2018/wordml" xmlns:w16sdtdh="http://schemas.microsoft.com/office/word/2020/wordml/sdtdatahash" xmlns:w16se="http://schemas.microsoft.com/office/word/2015/wordml/symex" xmlns:wpg="http://schemas.microsoft.com/office/word/2010/wordprocessingGroup" xmlns:wpi="http://schemas.microsoft.com/office/word/2010/wordprocessingInk" xmlns:wne="http://schemas.microsoft.com/office/word/2006/wordml" xmlns:wps="http://schemas.microsoft.com/office/word/2010/wordprocessingShape" mc:Ignorable="w14 w15 w16se w16cid w16 w16cex w16sdtdh wp14">
+<w:footnotes xmlns:wpc="http://schemas.microsoft.com/office/word/2010/wordprocessingCanvas" xmlns:cx="http://schemas.microsoft.com/office/drawing/2014/chartex" xmlns:cx1="http://schemas.microsoft.com/office/drawing/2015/9/8/chartex" xmlns:cx2="http://schemas.microsoft.com/office/drawing/2015/10/21/chartex" xmlns:cx3="http://schemas.microsoft.com/office/drawing/2016/5/9/chartex" xmlns:cx4="http://schemas.microsoft.com/office/drawing/2016/5/10/chartex" xmlns:cx5="http://schemas.microsoft.com/office/drawing/2016/5/11/chartex" xmlns:cx6="http://schemas.microsoft.com/office/drawing/2016/5/12/chartex" xmlns:cx7="http://schemas.microsoft.com/office/drawing/2016/5/13/chartex" xmlns:cx8="http://schemas.microsoft.com/office/drawing/2016/5/14/chartex" xmlns:mc="http://schemas.openxmlformats.org/markup-compatibility/2006" xmlns:aink="http://schemas.microsoft.com/office/drawing/2016/ink" xmlns:am3d="http://schemas.microsoft.com/office/drawing/2017/model3d" xmlns:o="urn:schemas-microsoft-com:office:office" xmlns:oel="http://schemas.microsoft.com/office/2019/extlst" xmlns:r="http://schemas.openxmlformats.org/officeDocument/2006/relationships" xmlns:m="http://schemas.openxmlformats.org/officeDocument/2006/math" xmlns:v="urn:schemas-microsoft-com:vml" xmlns:wp14="http://schemas.microsoft.com/office/word/2010/wordprocessingDrawing" xmlns:wp="http://schemas.openxmlformats.org/drawingml/2006/wordprocessingDrawing" xmlns:w10="urn:schemas-microsoft-com:office:word" xmlns:w="http://schemas.openxmlformats.org/wordprocessingml/2006/main" xmlns:w14="http://schemas.microsoft.com/office/word/2010/wordml" xmlns:w15="http://schemas.microsoft.com/office/word/2012/wordml" xmlns:w16cex="http://schemas.microsoft.com/office/word/2018/wordml/cex" xmlns:w16cid="http://schemas.microsoft.com/office/word/2016/wordml/cid" xmlns:w16="http://schemas.microsoft.com/office/word/2018/wordml" xmlns:w16du="http://schemas.microsoft.com/office/word/2023/wordml/word16du" xmlns:w16sdtdh="http://schemas.microsoft.com/office/word/2020/wordml/sdtdatahash" xmlns:w16sdtfl="http://schemas.microsoft.com/office/word/2024/wordml/sdtformatlock" xmlns:w16se="http://schemas.microsoft.com/office/word/2015/wordml/symex" xmlns:wpg="http://schemas.microsoft.com/office/word/2010/wordprocessingGroup" xmlns:wpi="http://schemas.microsoft.com/office/word/2010/wordprocessingInk" xmlns:wne="http://schemas.microsoft.com/office/word/2006/wordml" xmlns:wps="http://schemas.microsoft.com/office/word/2010/wordprocessingShape" mc:Ignorable="w14 w15 w16se w16cid w16 w16cex w16sdtdh w16sdtfl w16du wp14">
   <w:footnote w:type="separator" w:id="-1">
     <w:p>
       <w:pPr>
@@ -4328,7 +3371,7 @@
 </file>
 
 <file path=word/header1.xml><?xml version="1.0" encoding="utf-8"?>
-<w:hdr xmlns:wpc="http://schemas.microsoft.com/office/word/2010/wordprocessingCanvas" xmlns:cx="http://schemas.microsoft.com/office/drawing/2014/chartex" xmlns:cx1="http://schemas.microsoft.com/office/drawing/2015/9/8/chartex" xmlns:cx2="http://schemas.microsoft.com/office/drawing/2015/10/21/chartex" xmlns:cx3="http://schemas.microsoft.com/office/drawing/2016/5/9/chartex" xmlns:cx4="http://schemas.microsoft.com/office/drawing/2016/5/10/chartex" xmlns:cx5="http://schemas.microsoft.com/office/drawing/2016/5/11/chartex" xmlns:cx6="http://schemas.microsoft.com/office/drawing/2016/5/12/chartex" xmlns:cx7="http://schemas.microsoft.com/office/drawing/2016/5/13/chartex" xmlns:cx8="http://schemas.microsoft.com/office/drawing/2016/5/14/chartex" xmlns:mc="http://schemas.openxmlformats.org/markup-compatibility/2006" xmlns:aink="http://schemas.microsoft.com/office/drawing/2016/ink" xmlns:am3d="http://schemas.microsoft.com/office/drawing/2017/model3d" xmlns:o="urn:schemas-microsoft-com:office:office" xmlns:r="http://schemas.openxmlformats.org/officeDocument/2006/relationships" xmlns:m="http://schemas.openxmlformats.org/officeDocument/2006/math" xmlns:v="urn:schemas-microsoft-com:vml" xmlns:wp14="http://schemas.microsoft.com/office/word/2010/wordprocessingDrawing" xmlns:wp="http://schemas.openxmlformats.org/drawingml/2006/wordprocessingDrawing" xmlns:w10="urn:schemas-microsoft-com:office:word" xmlns:w="http://schemas.openxmlformats.org/wordprocessingml/2006/main" xmlns:w14="http://schemas.microsoft.com/office/word/2010/wordml" xmlns:w15="http://schemas.microsoft.com/office/word/2012/wordml" xmlns:w16cex="http://schemas.microsoft.com/office/word/2018/wordml/cex" xmlns:w16cid="http://schemas.microsoft.com/office/word/2016/wordml/cid" xmlns:w16="http://schemas.microsoft.com/office/word/2018/wordml" xmlns:w16sdtdh="http://schemas.microsoft.com/office/word/2020/wordml/sdtdatahash" xmlns:w16se="http://schemas.microsoft.com/office/word/2015/wordml/symex" xmlns:wpg="http://schemas.microsoft.com/office/word/2010/wordprocessingGroup" xmlns:wpi="http://schemas.microsoft.com/office/word/2010/wordprocessingInk" xmlns:wne="http://schemas.microsoft.com/office/word/2006/wordml" xmlns:wps="http://schemas.microsoft.com/office/word/2010/wordprocessingShape" mc:Ignorable="w14 w15 w16se w16cid w16 w16cex w16sdtdh wp14">
+<w:hdr xmlns:wpc="http://schemas.microsoft.com/office/word/2010/wordprocessingCanvas" xmlns:cx="http://schemas.microsoft.com/office/drawing/2014/chartex" xmlns:cx1="http://schemas.microsoft.com/office/drawing/2015/9/8/chartex" xmlns:cx2="http://schemas.microsoft.com/office/drawing/2015/10/21/chartex" xmlns:cx3="http://schemas.microsoft.com/office/drawing/2016/5/9/chartex" xmlns:cx4="http://schemas.microsoft.com/office/drawing/2016/5/10/chartex" xmlns:cx5="http://schemas.microsoft.com/office/drawing/2016/5/11/chartex" xmlns:cx6="http://schemas.microsoft.com/office/drawing/2016/5/12/chartex" xmlns:cx7="http://schemas.microsoft.com/office/drawing/2016/5/13/chartex" xmlns:cx8="http://schemas.microsoft.com/office/drawing/2016/5/14/chartex" xmlns:mc="http://schemas.openxmlformats.org/markup-compatibility/2006" xmlns:aink="http://schemas.microsoft.com/office/drawing/2016/ink" xmlns:am3d="http://schemas.microsoft.com/office/drawing/2017/model3d" xmlns:o="urn:schemas-microsoft-com:office:office" xmlns:oel="http://schemas.microsoft.com/office/2019/extlst" xmlns:r="http://schemas.openxmlformats.org/officeDocument/2006/relationships" xmlns:m="http://schemas.openxmlformats.org/officeDocument/2006/math" xmlns:v="urn:schemas-microsoft-com:vml" xmlns:wp14="http://schemas.microsoft.com/office/word/2010/wordprocessingDrawing" xmlns:wp="http://schemas.openxmlformats.org/drawingml/2006/wordprocessingDrawing" xmlns:w10="urn:schemas-microsoft-com:office:word" xmlns:w="http://schemas.openxmlformats.org/wordprocessingml/2006/main" xmlns:w14="http://schemas.microsoft.com/office/word/2010/wordml" xmlns:w15="http://schemas.microsoft.com/office/word/2012/wordml" xmlns:w16cex="http://schemas.microsoft.com/office/word/2018/wordml/cex" xmlns:w16cid="http://schemas.microsoft.com/office/word/2016/wordml/cid" xmlns:w16="http://schemas.microsoft.com/office/word/2018/wordml" xmlns:w16du="http://schemas.microsoft.com/office/word/2023/wordml/word16du" xmlns:w16sdtdh="http://schemas.microsoft.com/office/word/2020/wordml/sdtdatahash" xmlns:w16sdtfl="http://schemas.microsoft.com/office/word/2024/wordml/sdtformatlock" xmlns:w16se="http://schemas.microsoft.com/office/word/2015/wordml/symex" xmlns:wpg="http://schemas.microsoft.com/office/word/2010/wordprocessingGroup" xmlns:wpi="http://schemas.microsoft.com/office/word/2010/wordprocessingInk" xmlns:wne="http://schemas.microsoft.com/office/word/2006/wordml" xmlns:wps="http://schemas.microsoft.com/office/word/2010/wordprocessingShape" mc:Ignorable="w14 w15 w16se w16cid w16 w16cex w16sdtdh w16sdtfl w16du wp14">
   <w:sdt>
     <w:sdtPr>
       <w:rPr>
@@ -4379,7 +3422,7 @@
 </file>
 
 <file path=word/header2.xml><?xml version="1.0" encoding="utf-8"?>
-<w:hdr xmlns:wpc="http://schemas.microsoft.com/office/word/2010/wordprocessingCanvas" xmlns:cx="http://schemas.microsoft.com/office/drawing/2014/chartex" xmlns:cx1="http://schemas.microsoft.com/office/drawing/2015/9/8/chartex" xmlns:cx2="http://schemas.microsoft.com/office/drawing/2015/10/21/chartex" xmlns:cx3="http://schemas.microsoft.com/office/drawing/2016/5/9/chartex" xmlns:cx4="http://schemas.microsoft.com/office/drawing/2016/5/10/chartex" xmlns:cx5="http://schemas.microsoft.com/office/drawing/2016/5/11/chartex" xmlns:cx6="http://schemas.microsoft.com/office/drawing/2016/5/12/chartex" xmlns:cx7="http://schemas.microsoft.com/office/drawing/2016/5/13/chartex" xmlns:cx8="http://schemas.microsoft.com/office/drawing/2016/5/14/chartex" xmlns:mc="http://schemas.openxmlformats.org/markup-compatibility/2006" xmlns:aink="http://schemas.microsoft.com/office/drawing/2016/ink" xmlns:am3d="http://schemas.microsoft.com/office/drawing/2017/model3d" xmlns:o="urn:schemas-microsoft-com:office:office" xmlns:r="http://schemas.openxmlformats.org/officeDocument/2006/relationships" xmlns:m="http://schemas.openxmlformats.org/officeDocument/2006/math" xmlns:v="urn:schemas-microsoft-com:vml" xmlns:wp14="http://schemas.microsoft.com/office/word/2010/wordprocessingDrawing" xmlns:wp="http://schemas.openxmlformats.org/drawingml/2006/wordprocessingDrawing" xmlns:w10="urn:schemas-microsoft-com:office:word" xmlns:w="http://schemas.openxmlformats.org/wordprocessingml/2006/main" xmlns:w14="http://schemas.microsoft.com/office/word/2010/wordml" xmlns:w15="http://schemas.microsoft.com/office/word/2012/wordml" xmlns:w16cex="http://schemas.microsoft.com/office/word/2018/wordml/cex" xmlns:w16cid="http://schemas.microsoft.com/office/word/2016/wordml/cid" xmlns:w16="http://schemas.microsoft.com/office/word/2018/wordml" xmlns:w16sdtdh="http://schemas.microsoft.com/office/word/2020/wordml/sdtdatahash" xmlns:w16se="http://schemas.microsoft.com/office/word/2015/wordml/symex" xmlns:wpg="http://schemas.microsoft.com/office/word/2010/wordprocessingGroup" xmlns:wpi="http://schemas.microsoft.com/office/word/2010/wordprocessingInk" xmlns:wne="http://schemas.microsoft.com/office/word/2006/wordml" xmlns:wps="http://schemas.microsoft.com/office/word/2010/wordprocessingShape" mc:Ignorable="w14 w15 w16se w16cid w16 w16cex w16sdtdh wp14">
+<w:hdr xmlns:wpc="http://schemas.microsoft.com/office/word/2010/wordprocessingCanvas" xmlns:cx="http://schemas.microsoft.com/office/drawing/2014/chartex" xmlns:cx1="http://schemas.microsoft.com/office/drawing/2015/9/8/chartex" xmlns:cx2="http://schemas.microsoft.com/office/drawing/2015/10/21/chartex" xmlns:cx3="http://schemas.microsoft.com/office/drawing/2016/5/9/chartex" xmlns:cx4="http://schemas.microsoft.com/office/drawing/2016/5/10/chartex" xmlns:cx5="http://schemas.microsoft.com/office/drawing/2016/5/11/chartex" xmlns:cx6="http://schemas.microsoft.com/office/drawing/2016/5/12/chartex" xmlns:cx7="http://schemas.microsoft.com/office/drawing/2016/5/13/chartex" xmlns:cx8="http://schemas.microsoft.com/office/drawing/2016/5/14/chartex" xmlns:mc="http://schemas.openxmlformats.org/markup-compatibility/2006" xmlns:aink="http://schemas.microsoft.com/office/drawing/2016/ink" xmlns:am3d="http://schemas.microsoft.com/office/drawing/2017/model3d" xmlns:o="urn:schemas-microsoft-com:office:office" xmlns:oel="http://schemas.microsoft.com/office/2019/extlst" xmlns:r="http://schemas.openxmlformats.org/officeDocument/2006/relationships" xmlns:m="http://schemas.openxmlformats.org/officeDocument/2006/math" xmlns:v="urn:schemas-microsoft-com:vml" xmlns:wp14="http://schemas.microsoft.com/office/word/2010/wordprocessingDrawing" xmlns:wp="http://schemas.openxmlformats.org/drawingml/2006/wordprocessingDrawing" xmlns:w10="urn:schemas-microsoft-com:office:word" xmlns:w="http://schemas.openxmlformats.org/wordprocessingml/2006/main" xmlns:w14="http://schemas.microsoft.com/office/word/2010/wordml" xmlns:w15="http://schemas.microsoft.com/office/word/2012/wordml" xmlns:w16cex="http://schemas.microsoft.com/office/word/2018/wordml/cex" xmlns:w16cid="http://schemas.microsoft.com/office/word/2016/wordml/cid" xmlns:w16="http://schemas.microsoft.com/office/word/2018/wordml" xmlns:w16du="http://schemas.microsoft.com/office/word/2023/wordml/word16du" xmlns:w16sdtdh="http://schemas.microsoft.com/office/word/2020/wordml/sdtdatahash" xmlns:w16sdtfl="http://schemas.microsoft.com/office/word/2024/wordml/sdtformatlock" xmlns:w16se="http://schemas.microsoft.com/office/word/2015/wordml/symex" xmlns:wpg="http://schemas.microsoft.com/office/word/2010/wordprocessingGroup" xmlns:wpi="http://schemas.microsoft.com/office/word/2010/wordprocessingInk" xmlns:wne="http://schemas.microsoft.com/office/word/2006/wordml" xmlns:wps="http://schemas.microsoft.com/office/word/2010/wordprocessingShape" mc:Ignorable="w14 w15 w16se w16cid w16 w16cex w16sdtdh w16sdtfl w16du wp14">
   <w:tbl>
     <w:tblPr>
       <w:tblW w:w="10611" w:type="dxa"/>
@@ -4408,7 +3451,6 @@
         <w:tcPr>
           <w:tcW w:w="2481" w:type="dxa"/>
           <w:vMerge w:val="restart"/>
-          <w:shd w:val="clear" w:color="auto" w:fill="auto"/>
           <w:tcMar>
             <w:top w:w="100" w:type="dxa"/>
             <w:left w:w="100" w:type="dxa"/>
@@ -4500,7 +3542,6 @@
         <w:tcPr>
           <w:tcW w:w="5550" w:type="dxa"/>
           <w:vMerge w:val="restart"/>
-          <w:shd w:val="clear" w:color="auto" w:fill="auto"/>
           <w:tcMar>
             <w:top w:w="100" w:type="dxa"/>
             <w:left w:w="100" w:type="dxa"/>
@@ -4547,7 +3588,6 @@
       <w:tc>
         <w:tcPr>
           <w:tcW w:w="2580" w:type="dxa"/>
-          <w:shd w:val="clear" w:color="auto" w:fill="auto"/>
           <w:tcMar>
             <w:top w:w="100" w:type="dxa"/>
             <w:left w:w="100" w:type="dxa"/>
@@ -4590,7 +3630,6 @@
         <w:tcPr>
           <w:tcW w:w="2481" w:type="dxa"/>
           <w:vMerge/>
-          <w:shd w:val="clear" w:color="auto" w:fill="auto"/>
           <w:tcMar>
             <w:top w:w="100" w:type="dxa"/>
             <w:left w:w="100" w:type="dxa"/>
@@ -4614,7 +3653,6 @@
         <w:tcPr>
           <w:tcW w:w="5550" w:type="dxa"/>
           <w:vMerge/>
-          <w:shd w:val="clear" w:color="auto" w:fill="auto"/>
           <w:tcMar>
             <w:top w:w="100" w:type="dxa"/>
             <w:left w:w="100" w:type="dxa"/>
@@ -4637,7 +3675,6 @@
       <w:tc>
         <w:tcPr>
           <w:tcW w:w="2580" w:type="dxa"/>
-          <w:shd w:val="clear" w:color="auto" w:fill="auto"/>
           <w:tcMar>
             <w:top w:w="100" w:type="dxa"/>
             <w:left w:w="100" w:type="dxa"/>
@@ -4670,7 +3707,6 @@
         <w:tcPr>
           <w:tcW w:w="2481" w:type="dxa"/>
           <w:vMerge/>
-          <w:shd w:val="clear" w:color="auto" w:fill="auto"/>
           <w:tcMar>
             <w:top w:w="100" w:type="dxa"/>
             <w:left w:w="100" w:type="dxa"/>
@@ -4693,7 +3729,6 @@
       <w:tc>
         <w:tcPr>
           <w:tcW w:w="5550" w:type="dxa"/>
-          <w:shd w:val="clear" w:color="auto" w:fill="auto"/>
           <w:tcMar>
             <w:top w:w="100" w:type="dxa"/>
             <w:left w:w="100" w:type="dxa"/>
@@ -4727,7 +3762,6 @@
       <w:tc>
         <w:tcPr>
           <w:tcW w:w="2580" w:type="dxa"/>
-          <w:shd w:val="clear" w:color="auto" w:fill="auto"/>
           <w:tcMar>
             <w:top w:w="100" w:type="dxa"/>
             <w:left w:w="100" w:type="dxa"/>
@@ -4762,7 +3796,7 @@
 </file>
 
 <file path=word/numbering.xml><?xml version="1.0" encoding="utf-8"?>
-<w:numbering xmlns:wpc="http://schemas.microsoft.com/office/word/2010/wordprocessingCanvas" xmlns:cx="http://schemas.microsoft.com/office/drawing/2014/chartex" xmlns:cx1="http://schemas.microsoft.com/office/drawing/2015/9/8/chartex" xmlns:cx2="http://schemas.microsoft.com/office/drawing/2015/10/21/chartex" xmlns:cx3="http://schemas.microsoft.com/office/drawing/2016/5/9/chartex" xmlns:cx4="http://schemas.microsoft.com/office/drawing/2016/5/10/chartex" xmlns:cx5="http://schemas.microsoft.com/office/drawing/2016/5/11/chartex" xmlns:cx6="http://schemas.microsoft.com/office/drawing/2016/5/12/chartex" xmlns:cx7="http://schemas.microsoft.com/office/drawing/2016/5/13/chartex" xmlns:cx8="http://schemas.microsoft.com/office/drawing/2016/5/14/chartex" xmlns:mc="http://schemas.openxmlformats.org/markup-compatibility/2006" xmlns:aink="http://schemas.microsoft.com/office/drawing/2016/ink" xmlns:am3d="http://schemas.microsoft.com/office/drawing/2017/model3d" xmlns:o="urn:schemas-microsoft-com:office:office" xmlns:r="http://schemas.openxmlformats.org/officeDocument/2006/relationships" xmlns:m="http://schemas.openxmlformats.org/officeDocument/2006/math" xmlns:v="urn:schemas-microsoft-com:vml" xmlns:wp14="http://schemas.microsoft.com/office/word/2010/wordprocessingDrawing" xmlns:wp="http://schemas.openxmlformats.org/drawingml/2006/wordprocessingDrawing" xmlns:w10="urn:schemas-microsoft-com:office:word" xmlns:w="http://schemas.openxmlformats.org/wordprocessingml/2006/main" xmlns:w14="http://schemas.microsoft.com/office/word/2010/wordml" xmlns:w15="http://schemas.microsoft.com/office/word/2012/wordml" xmlns:w16cex="http://schemas.microsoft.com/office/word/2018/wordml/cex" xmlns:w16cid="http://schemas.microsoft.com/office/word/2016/wordml/cid" xmlns:w16="http://schemas.microsoft.com/office/word/2018/wordml" xmlns:w16sdtdh="http://schemas.microsoft.com/office/word/2020/wordml/sdtdatahash" xmlns:w16se="http://schemas.microsoft.com/office/word/2015/wordml/symex" xmlns:wpg="http://schemas.microsoft.com/office/word/2010/wordprocessingGroup" xmlns:wpi="http://schemas.microsoft.com/office/word/2010/wordprocessingInk" xmlns:wne="http://schemas.microsoft.com/office/word/2006/wordml" xmlns:wps="http://schemas.microsoft.com/office/word/2010/wordprocessingShape" mc:Ignorable="w14 w15 w16se w16cid w16 w16cex w16sdtdh wp14">
+<w:numbering xmlns:wpc="http://schemas.microsoft.com/office/word/2010/wordprocessingCanvas" xmlns:cx="http://schemas.microsoft.com/office/drawing/2014/chartex" xmlns:cx1="http://schemas.microsoft.com/office/drawing/2015/9/8/chartex" xmlns:cx2="http://schemas.microsoft.com/office/drawing/2015/10/21/chartex" xmlns:cx3="http://schemas.microsoft.com/office/drawing/2016/5/9/chartex" xmlns:cx4="http://schemas.microsoft.com/office/drawing/2016/5/10/chartex" xmlns:cx5="http://schemas.microsoft.com/office/drawing/2016/5/11/chartex" xmlns:cx6="http://schemas.microsoft.com/office/drawing/2016/5/12/chartex" xmlns:cx7="http://schemas.microsoft.com/office/drawing/2016/5/13/chartex" xmlns:cx8="http://schemas.microsoft.com/office/drawing/2016/5/14/chartex" xmlns:mc="http://schemas.openxmlformats.org/markup-compatibility/2006" xmlns:aink="http://schemas.microsoft.com/office/drawing/2016/ink" xmlns:am3d="http://schemas.microsoft.com/office/drawing/2017/model3d" xmlns:o="urn:schemas-microsoft-com:office:office" xmlns:oel="http://schemas.microsoft.com/office/2019/extlst" xmlns:r="http://schemas.openxmlformats.org/officeDocument/2006/relationships" xmlns:m="http://schemas.openxmlformats.org/officeDocument/2006/math" xmlns:v="urn:schemas-microsoft-com:vml" xmlns:wp14="http://schemas.microsoft.com/office/word/2010/wordprocessingDrawing" xmlns:wp="http://schemas.openxmlformats.org/drawingml/2006/wordprocessingDrawing" xmlns:w10="urn:schemas-microsoft-com:office:word" xmlns:w="http://schemas.openxmlformats.org/wordprocessingml/2006/main" xmlns:w14="http://schemas.microsoft.com/office/word/2010/wordml" xmlns:w15="http://schemas.microsoft.com/office/word/2012/wordml" xmlns:w16cex="http://schemas.microsoft.com/office/word/2018/wordml/cex" xmlns:w16cid="http://schemas.microsoft.com/office/word/2016/wordml/cid" xmlns:w16="http://schemas.microsoft.com/office/word/2018/wordml" xmlns:w16du="http://schemas.microsoft.com/office/word/2023/wordml/word16du" xmlns:w16sdtdh="http://schemas.microsoft.com/office/word/2020/wordml/sdtdatahash" xmlns:w16sdtfl="http://schemas.microsoft.com/office/word/2024/wordml/sdtformatlock" xmlns:w16se="http://schemas.microsoft.com/office/word/2015/wordml/symex" xmlns:wpg="http://schemas.microsoft.com/office/word/2010/wordprocessingGroup" xmlns:wpi="http://schemas.microsoft.com/office/word/2010/wordprocessingInk" xmlns:wne="http://schemas.microsoft.com/office/word/2006/wordml" xmlns:wps="http://schemas.microsoft.com/office/word/2010/wordprocessingShape" mc:Ignorable="w14 w15 w16se w16cid w16 w16cex w16sdtdh w16sdtfl w16du wp14">
   <w:abstractNum w:abstractNumId="0" w15:restartNumberingAfterBreak="1">
     <w:nsid w:val="045900CF"/>
     <w:multiLevelType w:val="hybridMultilevel"/>
@@ -5215,23 +4249,23 @@
       </w:rPr>
     </w:lvl>
   </w:abstractNum>
-  <w:num w:numId="1">
+  <w:num w:numId="1" w16cid:durableId="577180730">
     <w:abstractNumId w:val="1"/>
   </w:num>
-  <w:num w:numId="2">
+  <w:num w:numId="2" w16cid:durableId="2081756045">
     <w:abstractNumId w:val="0"/>
   </w:num>
-  <w:num w:numId="3">
+  <w:num w:numId="3" w16cid:durableId="372728036">
     <w:abstractNumId w:val="3"/>
   </w:num>
-  <w:num w:numId="4">
+  <w:num w:numId="4" w16cid:durableId="1073308427">
     <w:abstractNumId w:val="2"/>
   </w:num>
 </w:numbering>
 </file>
 
 <file path=word/styles.xml><?xml version="1.0" encoding="utf-8"?>
-<w:styles xmlns:mc="http://schemas.openxmlformats.org/markup-compatibility/2006" xmlns:r="http://schemas.openxmlformats.org/officeDocument/2006/relationships" xmlns:w="http://schemas.openxmlformats.org/wordprocessingml/2006/main" xmlns:w14="http://schemas.microsoft.com/office/word/2010/wordml" xmlns:w15="http://schemas.microsoft.com/office/word/2012/wordml" xmlns:w16cex="http://schemas.microsoft.com/office/word/2018/wordml/cex" xmlns:w16cid="http://schemas.microsoft.com/office/word/2016/wordml/cid" xmlns:w16="http://schemas.microsoft.com/office/word/2018/wordml" xmlns:w16sdtdh="http://schemas.microsoft.com/office/word/2020/wordml/sdtdatahash" xmlns:w16se="http://schemas.microsoft.com/office/word/2015/wordml/symex" mc:Ignorable="w14 w15 w16se w16cid w16 w16cex w16sdtdh">
+<w:styles xmlns:mc="http://schemas.openxmlformats.org/markup-compatibility/2006" xmlns:r="http://schemas.openxmlformats.org/officeDocument/2006/relationships" xmlns:w="http://schemas.openxmlformats.org/wordprocessingml/2006/main" xmlns:w14="http://schemas.microsoft.com/office/word/2010/wordml" xmlns:w15="http://schemas.microsoft.com/office/word/2012/wordml" xmlns:w16cex="http://schemas.microsoft.com/office/word/2018/wordml/cex" xmlns:w16cid="http://schemas.microsoft.com/office/word/2016/wordml/cid" xmlns:w16="http://schemas.microsoft.com/office/word/2018/wordml" xmlns:w16du="http://schemas.microsoft.com/office/word/2023/wordml/word16du" xmlns:w16sdtdh="http://schemas.microsoft.com/office/word/2020/wordml/sdtdatahash" xmlns:w16sdtfl="http://schemas.microsoft.com/office/word/2024/wordml/sdtformatlock" xmlns:w16se="http://schemas.microsoft.com/office/word/2015/wordml/symex" mc:Ignorable="w14 w15 w16se w16cid w16 w16cex w16sdtdh w16sdtfl w16du">
   <w:docDefaults>
     <w:rPrDefault>
       <w:rPr>
@@ -5746,7 +4780,7 @@
 </file>
 
 <file path=word/glossary/document.xml><?xml version="1.0" encoding="utf-8"?>
-<w:glossaryDocument xmlns:wpc="http://schemas.microsoft.com/office/word/2010/wordprocessingCanvas" xmlns:cx="http://schemas.microsoft.com/office/drawing/2014/chartex" xmlns:cx1="http://schemas.microsoft.com/office/drawing/2015/9/8/chartex" xmlns:cx2="http://schemas.microsoft.com/office/drawing/2015/10/21/chartex" xmlns:cx3="http://schemas.microsoft.com/office/drawing/2016/5/9/chartex" xmlns:cx4="http://schemas.microsoft.com/office/drawing/2016/5/10/chartex" xmlns:cx5="http://schemas.microsoft.com/office/drawing/2016/5/11/chartex" xmlns:cx6="http://schemas.microsoft.com/office/drawing/2016/5/12/chartex" xmlns:cx7="http://schemas.microsoft.com/office/drawing/2016/5/13/chartex" xmlns:cx8="http://schemas.microsoft.com/office/drawing/2016/5/14/chartex" xmlns:mc="http://schemas.openxmlformats.org/markup-compatibility/2006" xmlns:aink="http://schemas.microsoft.com/office/drawing/2016/ink" xmlns:am3d="http://schemas.microsoft.com/office/drawing/2017/model3d" xmlns:o="urn:schemas-microsoft-com:office:office" xmlns:r="http://schemas.openxmlformats.org/officeDocument/2006/relationships" xmlns:m="http://schemas.openxmlformats.org/officeDocument/2006/math" xmlns:v="urn:schemas-microsoft-com:vml" xmlns:wp14="http://schemas.microsoft.com/office/word/2010/wordprocessingDrawing" xmlns:wp="http://schemas.openxmlformats.org/drawingml/2006/wordprocessingDrawing" xmlns:w10="urn:schemas-microsoft-com:office:word" xmlns:w="http://schemas.openxmlformats.org/wordprocessingml/2006/main" xmlns:w14="http://schemas.microsoft.com/office/word/2010/wordml" xmlns:w15="http://schemas.microsoft.com/office/word/2012/wordml" xmlns:w16cex="http://schemas.microsoft.com/office/word/2018/wordml/cex" xmlns:w16cid="http://schemas.microsoft.com/office/word/2016/wordml/cid" xmlns:w16="http://schemas.microsoft.com/office/word/2018/wordml" xmlns:w16sdtdh="http://schemas.microsoft.com/office/word/2020/wordml/sdtdatahash" xmlns:w16se="http://schemas.microsoft.com/office/word/2015/wordml/symex" xmlns:wpg="http://schemas.microsoft.com/office/word/2010/wordprocessingGroup" xmlns:wpi="http://schemas.microsoft.com/office/word/2010/wordprocessingInk" xmlns:wne="http://schemas.microsoft.com/office/word/2006/wordml" xmlns:wps="http://schemas.microsoft.com/office/word/2010/wordprocessingShape" mc:Ignorable="w14 w15 w16se w16cid w16 w16cex w16sdtdh wp14">
+<w:glossaryDocument xmlns:wpc="http://schemas.microsoft.com/office/word/2010/wordprocessingCanvas" xmlns:cx="http://schemas.microsoft.com/office/drawing/2014/chartex" xmlns:cx1="http://schemas.microsoft.com/office/drawing/2015/9/8/chartex" xmlns:cx2="http://schemas.microsoft.com/office/drawing/2015/10/21/chartex" xmlns:cx3="http://schemas.microsoft.com/office/drawing/2016/5/9/chartex" xmlns:cx4="http://schemas.microsoft.com/office/drawing/2016/5/10/chartex" xmlns:cx5="http://schemas.microsoft.com/office/drawing/2016/5/11/chartex" xmlns:cx6="http://schemas.microsoft.com/office/drawing/2016/5/12/chartex" xmlns:cx7="http://schemas.microsoft.com/office/drawing/2016/5/13/chartex" xmlns:cx8="http://schemas.microsoft.com/office/drawing/2016/5/14/chartex" xmlns:mc="http://schemas.openxmlformats.org/markup-compatibility/2006" xmlns:aink="http://schemas.microsoft.com/office/drawing/2016/ink" xmlns:am3d="http://schemas.microsoft.com/office/drawing/2017/model3d" xmlns:o="urn:schemas-microsoft-com:office:office" xmlns:oel="http://schemas.microsoft.com/office/2019/extlst" xmlns:r="http://schemas.openxmlformats.org/officeDocument/2006/relationships" xmlns:m="http://schemas.openxmlformats.org/officeDocument/2006/math" xmlns:v="urn:schemas-microsoft-com:vml" xmlns:wp14="http://schemas.microsoft.com/office/word/2010/wordprocessingDrawing" xmlns:wp="http://schemas.openxmlformats.org/drawingml/2006/wordprocessingDrawing" xmlns:w10="urn:schemas-microsoft-com:office:word" xmlns:w="http://schemas.openxmlformats.org/wordprocessingml/2006/main" xmlns:w14="http://schemas.microsoft.com/office/word/2010/wordml" xmlns:w15="http://schemas.microsoft.com/office/word/2012/wordml" xmlns:w16cex="http://schemas.microsoft.com/office/word/2018/wordml/cex" xmlns:w16cid="http://schemas.microsoft.com/office/word/2016/wordml/cid" xmlns:w16="http://schemas.microsoft.com/office/word/2018/wordml" xmlns:w16du="http://schemas.microsoft.com/office/word/2023/wordml/word16du" xmlns:w16sdtdh="http://schemas.microsoft.com/office/word/2020/wordml/sdtdatahash" xmlns:w16sdtfl="http://schemas.microsoft.com/office/word/2024/wordml/sdtformatlock" xmlns:w16se="http://schemas.microsoft.com/office/word/2015/wordml/symex" xmlns:wpg="http://schemas.microsoft.com/office/word/2010/wordprocessingGroup" xmlns:wpi="http://schemas.microsoft.com/office/word/2010/wordprocessingInk" xmlns:wne="http://schemas.microsoft.com/office/word/2006/wordml" xmlns:wps="http://schemas.microsoft.com/office/word/2010/wordprocessingShape" mc:Ignorable="w14 w15 w16se w16cid w16 w16cex w16sdtdh w16sdtfl w16du wp14">
   <w:docParts>
     <w:docPart>
       <w:docPartPr>
@@ -5784,7 +4818,7 @@
 </file>
 
 <file path=word/glossary/fontTable.xml><?xml version="1.0" encoding="utf-8"?>
-<w:fonts xmlns:mc="http://schemas.openxmlformats.org/markup-compatibility/2006" xmlns:r="http://schemas.openxmlformats.org/officeDocument/2006/relationships" xmlns:w="http://schemas.openxmlformats.org/wordprocessingml/2006/main" xmlns:w14="http://schemas.microsoft.com/office/word/2010/wordml" xmlns:w15="http://schemas.microsoft.com/office/word/2012/wordml" xmlns:w16cex="http://schemas.microsoft.com/office/word/2018/wordml/cex" xmlns:w16cid="http://schemas.microsoft.com/office/word/2016/wordml/cid" xmlns:w16="http://schemas.microsoft.com/office/word/2018/wordml" xmlns:w16sdtdh="http://schemas.microsoft.com/office/word/2020/wordml/sdtdatahash" xmlns:w16se="http://schemas.microsoft.com/office/word/2015/wordml/symex" mc:Ignorable="w14 w15 w16se w16cid w16 w16cex w16sdtdh">
+<w:fonts xmlns:mc="http://schemas.openxmlformats.org/markup-compatibility/2006" xmlns:r="http://schemas.openxmlformats.org/officeDocument/2006/relationships" xmlns:w="http://schemas.openxmlformats.org/wordprocessingml/2006/main" xmlns:w14="http://schemas.microsoft.com/office/word/2010/wordml" xmlns:w15="http://schemas.microsoft.com/office/word/2012/wordml" xmlns:w16cex="http://schemas.microsoft.com/office/word/2018/wordml/cex" xmlns:w16cid="http://schemas.microsoft.com/office/word/2016/wordml/cid" xmlns:w16="http://schemas.microsoft.com/office/word/2018/wordml" xmlns:w16du="http://schemas.microsoft.com/office/word/2023/wordml/word16du" xmlns:w16sdtdh="http://schemas.microsoft.com/office/word/2020/wordml/sdtdatahash" xmlns:w16sdtfl="http://schemas.microsoft.com/office/word/2024/wordml/sdtformatlock" xmlns:w16se="http://schemas.microsoft.com/office/word/2015/wordml/symex" mc:Ignorable="w14 w15 w16se w16cid w16 w16cex w16sdtdh w16sdtfl w16du">
   <w:font w:name="Symbol">
     <w:panose1 w:val="05050102010706020507"/>
     <w:charset w:val="02"/>
@@ -5859,7 +4893,7 @@
 </file>
 
 <file path=word/glossary/settings.xml><?xml version="1.0" encoding="utf-8"?>
-<w:settings xmlns:mc="http://schemas.openxmlformats.org/markup-compatibility/2006" xmlns:o="urn:schemas-microsoft-com:office:office" xmlns:r="http://schemas.openxmlformats.org/officeDocument/2006/relationships" xmlns:m="http://schemas.openxmlformats.org/officeDocument/2006/math" xmlns:v="urn:schemas-microsoft-com:vml" xmlns:w10="urn:schemas-microsoft-com:office:word" xmlns:w="http://schemas.openxmlformats.org/wordprocessingml/2006/main" xmlns:w14="http://schemas.microsoft.com/office/word/2010/wordml" xmlns:w15="http://schemas.microsoft.com/office/word/2012/wordml" xmlns:w16cex="http://schemas.microsoft.com/office/word/2018/wordml/cex" xmlns:w16cid="http://schemas.microsoft.com/office/word/2016/wordml/cid" xmlns:w16="http://schemas.microsoft.com/office/word/2018/wordml" xmlns:w16sdtdh="http://schemas.microsoft.com/office/word/2020/wordml/sdtdatahash" xmlns:w16se="http://schemas.microsoft.com/office/word/2015/wordml/symex" xmlns:sl="http://schemas.openxmlformats.org/schemaLibrary/2006/main" mc:Ignorable="w14 w15 w16se w16cid w16 w16cex w16sdtdh">
+<w:settings xmlns:mc="http://schemas.openxmlformats.org/markup-compatibility/2006" xmlns:o="urn:schemas-microsoft-com:office:office" xmlns:r="http://schemas.openxmlformats.org/officeDocument/2006/relationships" xmlns:m="http://schemas.openxmlformats.org/officeDocument/2006/math" xmlns:v="urn:schemas-microsoft-com:vml" xmlns:w10="urn:schemas-microsoft-com:office:word" xmlns:w="http://schemas.openxmlformats.org/wordprocessingml/2006/main" xmlns:w14="http://schemas.microsoft.com/office/word/2010/wordml" xmlns:w15="http://schemas.microsoft.com/office/word/2012/wordml" xmlns:w16cex="http://schemas.microsoft.com/office/word/2018/wordml/cex" xmlns:w16cid="http://schemas.microsoft.com/office/word/2016/wordml/cid" xmlns:w16="http://schemas.microsoft.com/office/word/2018/wordml" xmlns:w16du="http://schemas.microsoft.com/office/word/2023/wordml/word16du" xmlns:w16sdtdh="http://schemas.microsoft.com/office/word/2020/wordml/sdtdatahash" xmlns:w16sdtfl="http://schemas.microsoft.com/office/word/2024/wordml/sdtformatlock" xmlns:w16se="http://schemas.microsoft.com/office/word/2015/wordml/symex" xmlns:sl="http://schemas.openxmlformats.org/schemaLibrary/2006/main" mc:Ignorable="w14 w15 w16se w16cid w16 w16cex w16sdtdh w16sdtfl w16du">
   <w:view w:val="normal"/>
   <w:defaultTabStop w:val="708"/>
   <w:hyphenationZone w:val="425"/>
@@ -5875,8 +4909,10 @@
   </w:compat>
   <w:rsids>
     <w:rsidRoot w:val="00F80D45"/>
+    <w:rsid w:val="0023143E"/>
     <w:rsid w:val="0069608E"/>
     <w:rsid w:val="009C42A7"/>
+    <w:rsid w:val="00A66B37"/>
     <w:rsid w:val="00F80D45"/>
   </w:rsids>
   <m:mathPr>
@@ -5901,7 +4937,7 @@
 </file>
 
 <file path=word/glossary/styles.xml><?xml version="1.0" encoding="utf-8"?>
-<w:styles xmlns:mc="http://schemas.openxmlformats.org/markup-compatibility/2006" xmlns:r="http://schemas.openxmlformats.org/officeDocument/2006/relationships" xmlns:w="http://schemas.openxmlformats.org/wordprocessingml/2006/main" xmlns:w14="http://schemas.microsoft.com/office/word/2010/wordml" xmlns:w15="http://schemas.microsoft.com/office/word/2012/wordml" xmlns:w16cex="http://schemas.microsoft.com/office/word/2018/wordml/cex" xmlns:w16cid="http://schemas.microsoft.com/office/word/2016/wordml/cid" xmlns:w16="http://schemas.microsoft.com/office/word/2018/wordml" xmlns:w16sdtdh="http://schemas.microsoft.com/office/word/2020/wordml/sdtdatahash" xmlns:w16se="http://schemas.microsoft.com/office/word/2015/wordml/symex" mc:Ignorable="w14 w15 w16se w16cid w16 w16cex w16sdtdh">
+<w:styles xmlns:mc="http://schemas.openxmlformats.org/markup-compatibility/2006" xmlns:r="http://schemas.openxmlformats.org/officeDocument/2006/relationships" xmlns:w="http://schemas.openxmlformats.org/wordprocessingml/2006/main" xmlns:w14="http://schemas.microsoft.com/office/word/2010/wordml" xmlns:w15="http://schemas.microsoft.com/office/word/2012/wordml" xmlns:w16cex="http://schemas.microsoft.com/office/word/2018/wordml/cex" xmlns:w16cid="http://schemas.microsoft.com/office/word/2016/wordml/cid" xmlns:w16="http://schemas.microsoft.com/office/word/2018/wordml" xmlns:w16du="http://schemas.microsoft.com/office/word/2023/wordml/word16du" xmlns:w16sdtdh="http://schemas.microsoft.com/office/word/2020/wordml/sdtdatahash" xmlns:w16sdtfl="http://schemas.microsoft.com/office/word/2024/wordml/sdtformatlock" xmlns:w16se="http://schemas.microsoft.com/office/word/2015/wordml/symex" mc:Ignorable="w14 w15 w16se w16cid w16 w16cex w16sdtdh w16sdtfl w16du">
   <w:docDefaults>
     <w:rPrDefault>
       <w:rPr>
@@ -6334,7 +5370,7 @@
 </file>
 
 <file path=word/glossary/webSettings.xml><?xml version="1.0" encoding="utf-8"?>
-<w:webSettings xmlns:mc="http://schemas.openxmlformats.org/markup-compatibility/2006" xmlns:r="http://schemas.openxmlformats.org/officeDocument/2006/relationships" xmlns:w="http://schemas.openxmlformats.org/wordprocessingml/2006/main" xmlns:w14="http://schemas.microsoft.com/office/word/2010/wordml" xmlns:w15="http://schemas.microsoft.com/office/word/2012/wordml" xmlns:w16cex="http://schemas.microsoft.com/office/word/2018/wordml/cex" xmlns:w16cid="http://schemas.microsoft.com/office/word/2016/wordml/cid" xmlns:w16="http://schemas.microsoft.com/office/word/2018/wordml" xmlns:w16sdtdh="http://schemas.microsoft.com/office/word/2020/wordml/sdtdatahash" xmlns:w16se="http://schemas.microsoft.com/office/word/2015/wordml/symex" mc:Ignorable="w14 w15 w16se w16cid w16 w16cex w16sdtdh">
+<w:webSettings xmlns:mc="http://schemas.openxmlformats.org/markup-compatibility/2006" xmlns:r="http://schemas.openxmlformats.org/officeDocument/2006/relationships" xmlns:w="http://schemas.openxmlformats.org/wordprocessingml/2006/main" xmlns:w14="http://schemas.microsoft.com/office/word/2010/wordml" xmlns:w15="http://schemas.microsoft.com/office/word/2012/wordml" xmlns:w16cex="http://schemas.microsoft.com/office/word/2018/wordml/cex" xmlns:w16cid="http://schemas.microsoft.com/office/word/2016/wordml/cid" xmlns:w16="http://schemas.microsoft.com/office/word/2018/wordml" xmlns:w16du="http://schemas.microsoft.com/office/word/2023/wordml/word16du" xmlns:w16sdtdh="http://schemas.microsoft.com/office/word/2020/wordml/sdtdatahash" xmlns:w16sdtfl="http://schemas.microsoft.com/office/word/2024/wordml/sdtformatlock" xmlns:w16se="http://schemas.microsoft.com/office/word/2015/wordml/symex" mc:Ignorable="w14 w15 w16se w16cid w16 w16cex w16sdtdh w16sdtfl w16du">
   <w:optimizeForBrowser/>
   <w:allowPNG/>
 </w:webSettings>

--- a/django_hr/documents/templates/cdd-18mois.docx
+++ b/django_hr/documents/templates/cdd-18mois.docx
@@ -3074,17 +3074,953 @@
           <w:sz w:val="24"/>
           <w:szCs w:val="24"/>
         </w:rPr>
+        <w:sectPr>
+          <w:headerReference w:type="default" r:id="rId8"/>
+          <w:headerReference w:type="first" r:id="rId9"/>
+          <w:pgSz w:w="11906" w:h="16838"/>
+          <w:pgMar w:top="1417" w:right="1417" w:bottom="1417" w:left="1417" w:header="708" w:footer="708" w:gutter="0"/>
+          <w:pgNumType w:start="1"/>
+          <w:cols w:space="708"/>
+          <w:titlePg/>
+          <w:docGrid w:linePitch="360"/>
+        </w:sectPr>
+      </w:pPr>
+    </w:p>
+    <w:p>
+      <w:r>
+        <w:rPr>
+          <w:noProof/>
+        </w:rPr>
+        <w:lastRenderedPageBreak/>
+        <w:drawing>
+          <wp:anchor distT="0" distB="0" distL="114300" distR="114300" simplePos="0" relativeHeight="251674624" behindDoc="1" locked="0" layoutInCell="1" allowOverlap="1" wp14:anchorId="28DA2079" wp14:editId="531C93C7">
+            <wp:simplePos x="0" y="0"/>
+            <wp:positionH relativeFrom="column">
+              <wp:posOffset>1871980</wp:posOffset>
+            </wp:positionH>
+            <wp:positionV relativeFrom="paragraph">
+              <wp:posOffset>-80645</wp:posOffset>
+            </wp:positionV>
+            <wp:extent cx="2329763" cy="1238250"/>
+            <wp:effectExtent l="0" t="0" r="0" b="0"/>
+            <wp:wrapNone/>
+            <wp:docPr id="1733979242" name="Image 1733979242"/>
+            <wp:cNvGraphicFramePr>
+              <a:graphicFrameLocks xmlns:a="http://schemas.openxmlformats.org/drawingml/2006/main" noChangeAspect="1"/>
+            </wp:cNvGraphicFramePr>
+            <a:graphic xmlns:a="http://schemas.openxmlformats.org/drawingml/2006/main">
+              <a:graphicData uri="http://schemas.openxmlformats.org/drawingml/2006/picture">
+                <pic:pic xmlns:pic="http://schemas.openxmlformats.org/drawingml/2006/picture">
+                  <pic:nvPicPr>
+                    <pic:cNvPr id="3" name="Image 3"/>
+                    <pic:cNvPicPr/>
+                  </pic:nvPicPr>
+                  <pic:blipFill>
+                    <a:blip r:embed="rId7" cstate="print">
+                      <a:extLst>
+                        <a:ext uri="{28A0092B-C50C-407E-A947-70E740481C1C}">
+                          <a14:useLocalDpi xmlns:a14="http://schemas.microsoft.com/office/drawing/2010/main" val="0"/>
+                        </a:ext>
+                      </a:extLst>
+                    </a:blip>
+                    <a:stretch>
+                      <a:fillRect/>
+                    </a:stretch>
+                  </pic:blipFill>
+                  <pic:spPr>
+                    <a:xfrm>
+                      <a:off x="0" y="0"/>
+                      <a:ext cx="2329763" cy="1238250"/>
+                    </a:xfrm>
+                    <a:prstGeom prst="rect">
+                      <a:avLst/>
+                    </a:prstGeom>
+                  </pic:spPr>
+                </pic:pic>
+              </a:graphicData>
+            </a:graphic>
+            <wp14:sizeRelH relativeFrom="page">
+              <wp14:pctWidth>0</wp14:pctWidth>
+            </wp14:sizeRelH>
+            <wp14:sizeRelV relativeFrom="page">
+              <wp14:pctHeight>0</wp14:pctHeight>
+            </wp14:sizeRelV>
+          </wp:anchor>
+        </w:drawing>
+      </w:r>
+      <w:r>
+        <w:t xml:space="preserve">                        </w:t>
+      </w:r>
+    </w:p>
+    <w:p>
+      <w:pPr>
+        <w:ind w:left="2124" w:firstLine="708"/>
+      </w:pPr>
+    </w:p>
+    <w:p>
+      <w:pPr>
+        <w:ind w:left="2124" w:firstLine="708"/>
+      </w:pPr>
+      <w:r>
+        <w:t xml:space="preserve">                                                                              </w:t>
+      </w:r>
+    </w:p>
+    <w:p>
+      <w:pPr>
+        <w:ind w:left="4248" w:firstLine="708"/>
+      </w:pPr>
+    </w:p>
+    <w:p>
+      <w:pPr>
+        <w:ind w:left="4248"/>
+      </w:pPr>
+      <w:r>
+        <w:t xml:space="preserve">Antananarivo le </w:t>
+      </w:r>
+      <w:r>
+        <w:rPr>
+          <w:noProof/>
+        </w:rPr>
+        <w:t xml:space="preserve"> </w:t>
+      </w:r>
+      <w:r>
+        <w:rPr>
+          <w:noProof/>
+        </w:rPr>
+        <w:fldChar w:fldCharType="begin"/>
+      </w:r>
+      <w:r>
+        <w:rPr>
+          <w:noProof/>
+        </w:rPr>
+        <w:instrText xml:space="preserve"> MERGEFIELD Date_Fin_CDD_18_mois1 </w:instrText>
+      </w:r>
+      <w:r>
+        <w:rPr>
+          <w:noProof/>
+        </w:rPr>
+        <w:fldChar w:fldCharType="separate"/>
+      </w:r>
+      <w:r>
+        <w:rPr>
+          <w:noProof/>
+        </w:rPr>
+        <w:t>31 juillet 2026</w:t>
+      </w:r>
+      <w:r>
+        <w:rPr>
+          <w:noProof/>
+        </w:rPr>
+        <w:fldChar w:fldCharType="end"/>
+      </w:r>
+    </w:p>
+    <w:p/>
+    <w:p>
+      <w:pPr>
+        <w:rPr>
+          <w:b/>
+        </w:rPr>
+      </w:pPr>
+      <w:r>
+        <w:t>M.</w:t>
+      </w:r>
+      <w:r>
+        <w:t xml:space="preserve"> / Mme : </w:t>
+      </w:r>
+      <w:r>
+        <w:rPr>
+          <w:b/>
+          <w:bCs/>
+        </w:rPr>
+        <w:fldChar w:fldCharType="begin"/>
+      </w:r>
+      <w:r>
+        <w:rPr>
+          <w:b/>
+          <w:bCs/>
+        </w:rPr>
+        <w:instrText xml:space="preserve"> MERGEFIELD Nom </w:instrText>
+      </w:r>
+      <w:r>
+        <w:rPr>
+          <w:b/>
+          <w:bCs/>
+        </w:rPr>
+        <w:fldChar w:fldCharType="separate"/>
+      </w:r>
+      <w:r>
+        <w:rPr>
+          <w:b/>
+          <w:bCs/>
+          <w:noProof/>
+        </w:rPr>
+        <w:t>ONJANIAINA</w:t>
+      </w:r>
+      <w:r>
+        <w:rPr>
+          <w:b/>
+          <w:bCs/>
+        </w:rPr>
+        <w:fldChar w:fldCharType="end"/>
+      </w:r>
+      <w:r>
+        <w:rPr>
+          <w:b/>
+          <w:bCs/>
+        </w:rPr>
+        <w:t xml:space="preserve"> </w:t>
+      </w:r>
+      <w:r>
+        <w:rPr>
+          <w:b/>
+          <w:bCs/>
+        </w:rPr>
+        <w:fldChar w:fldCharType="begin"/>
+      </w:r>
+      <w:r>
+        <w:rPr>
+          <w:b/>
+          <w:bCs/>
+        </w:rPr>
+        <w:instrText xml:space="preserve"> MERGEFIELD Prénom </w:instrText>
+      </w:r>
+      <w:r>
+        <w:rPr>
+          <w:b/>
+          <w:bCs/>
+        </w:rPr>
+        <w:fldChar w:fldCharType="separate"/>
+      </w:r>
+      <w:r>
+        <w:rPr>
+          <w:b/>
+          <w:bCs/>
+          <w:noProof/>
+        </w:rPr>
+        <w:t>Virginie</w:t>
+      </w:r>
+      <w:r>
+        <w:rPr>
+          <w:b/>
+          <w:bCs/>
+        </w:rPr>
+        <w:fldChar w:fldCharType="end"/>
+      </w:r>
+    </w:p>
+    <w:p>
+      <w:r>
+        <w:t>Matricule n°</w:t>
+      </w:r>
+      <w:r>
+        <w:t xml:space="preserve"> :  </w:t>
+      </w:r>
+      <w:r>
+        <w:rPr>
+          <w:b/>
+          <w:bCs/>
+        </w:rPr>
+        <w:fldChar w:fldCharType="begin"/>
+      </w:r>
+      <w:r>
+        <w:rPr>
+          <w:b/>
+          <w:bCs/>
+        </w:rPr>
+        <w:instrText xml:space="preserve"> MERGEFIELD Matricule </w:instrText>
+      </w:r>
+      <w:r>
+        <w:rPr>
+          <w:b/>
+          <w:bCs/>
+        </w:rPr>
+        <w:fldChar w:fldCharType="separate"/>
+      </w:r>
+      <w:r>
+        <w:rPr>
+          <w:b/>
+          <w:bCs/>
+          <w:noProof/>
+        </w:rPr>
+        <w:t>004994</w:t>
+      </w:r>
+      <w:r>
+        <w:rPr>
+          <w:b/>
+          <w:bCs/>
+        </w:rPr>
+        <w:fldChar w:fldCharType="end"/>
+      </w:r>
+    </w:p>
+    <w:p>
+      <w:pPr>
+        <w:rPr>
+          <w:noProof/>
+        </w:rPr>
+      </w:pPr>
+      <w:r>
+        <w:t xml:space="preserve">Fonction : </w:t>
+      </w:r>
+      <w:r>
+        <w:rPr>
+          <w:b/>
+          <w:bCs/>
+        </w:rPr>
+        <w:t xml:space="preserve"> </w:t>
+      </w:r>
+      <w:r>
+        <w:rPr>
+          <w:b/>
+          <w:bCs/>
+        </w:rPr>
+        <w:fldChar w:fldCharType="begin"/>
+      </w:r>
+      <w:r>
+        <w:rPr>
+          <w:b/>
+          <w:bCs/>
+        </w:rPr>
+        <w:instrText xml:space="preserve"> MERGEFIELD Fonction </w:instrText>
+      </w:r>
+      <w:r>
+        <w:rPr>
+          <w:b/>
+          <w:bCs/>
+        </w:rPr>
+        <w:fldChar w:fldCharType="separate"/>
+      </w:r>
+      <w:r>
+        <w:rPr>
+          <w:b/>
+          <w:bCs/>
+          <w:noProof/>
+        </w:rPr>
+        <w:t>Machiniste</w:t>
+      </w:r>
+      <w:r>
+        <w:rPr>
+          <w:b/>
+          <w:bCs/>
+        </w:rPr>
+        <w:fldChar w:fldCharType="end"/>
+      </w:r>
+    </w:p>
+    <w:p>
+      <w:r>
+        <w:rPr>
+          <w:noProof/>
+        </w:rPr>
+        <w:t xml:space="preserve">Section :  </w:t>
+      </w:r>
+      <w:r>
+        <w:rPr>
+          <w:b/>
+          <w:bCs/>
+          <w:noProof/>
+        </w:rPr>
+        <w:t xml:space="preserve"> </w:t>
+      </w:r>
+      <w:r>
+        <w:rPr>
+          <w:b/>
+          <w:bCs/>
+          <w:noProof/>
+        </w:rPr>
+        <w:fldChar w:fldCharType="begin"/>
+      </w:r>
+      <w:r>
+        <w:rPr>
+          <w:b/>
+          <w:bCs/>
+          <w:noProof/>
+        </w:rPr>
+        <w:instrText xml:space="preserve"> MERGEFIELD Section </w:instrText>
+      </w:r>
+      <w:r>
+        <w:rPr>
+          <w:b/>
+          <w:bCs/>
+          <w:noProof/>
+        </w:rPr>
+        <w:fldChar w:fldCharType="separate"/>
+      </w:r>
+      <w:r>
+        <w:rPr>
+          <w:b/>
+          <w:bCs/>
+          <w:noProof/>
+        </w:rPr>
+        <w:t>GILLET ARABIE 2</w:t>
+      </w:r>
+      <w:r>
+        <w:rPr>
+          <w:b/>
+          <w:bCs/>
+          <w:noProof/>
+        </w:rPr>
+        <w:fldChar w:fldCharType="end"/>
+      </w:r>
+      <w:r>
+        <w:rPr>
+          <w:noProof/>
+        </w:rPr>
+        <w:tab/>
+      </w:r>
+      <w:r>
+        <w:rPr>
+          <w:noProof/>
+        </w:rPr>
+        <w:tab/>
+      </w:r>
+      <w:r>
+        <w:rPr>
+          <w:noProof/>
+        </w:rPr>
+        <w:tab/>
+      </w:r>
+      <w:r>
+        <w:rPr>
+          <w:noProof/>
+        </w:rPr>
+        <w:tab/>
+      </w:r>
+      <w:r>
+        <w:rPr>
+          <w:noProof/>
+        </w:rPr>
+        <w:tab/>
+      </w:r>
+      <w:r>
+        <w:rPr>
+          <w:noProof/>
+        </w:rPr>
+        <w:tab/>
+        <w:t xml:space="preserve">Site : </w:t>
+      </w:r>
+      <w:r>
+        <w:rPr>
+          <w:b/>
+          <w:bCs/>
+          <w:noProof/>
+        </w:rPr>
+        <w:t xml:space="preserve"> </w:t>
+      </w:r>
+      <w:r>
+        <w:rPr>
+          <w:b/>
+          <w:bCs/>
+          <w:noProof/>
+        </w:rPr>
+        <w:fldChar w:fldCharType="begin"/>
+      </w:r>
+      <w:r>
+        <w:rPr>
+          <w:b/>
+          <w:bCs/>
+          <w:noProof/>
+        </w:rPr>
+        <w:instrText xml:space="preserve"> MERGEFIELD Site_Publi </w:instrText>
+      </w:r>
+      <w:r>
+        <w:rPr>
+          <w:b/>
+          <w:bCs/>
+          <w:noProof/>
+        </w:rPr>
+        <w:fldChar w:fldCharType="separate"/>
+      </w:r>
+      <w:r>
+        <w:rPr>
+          <w:b/>
+          <w:bCs/>
+          <w:noProof/>
+        </w:rPr>
+        <w:t>PBI3</w:t>
+      </w:r>
+      <w:r>
+        <w:rPr>
+          <w:b/>
+          <w:bCs/>
+          <w:noProof/>
+        </w:rPr>
+        <w:fldChar w:fldCharType="end"/>
+      </w:r>
+    </w:p>
+    <w:p/>
+    <w:p>
+      <w:r>
+        <w:t>Monsieur/Madame,</w:t>
+      </w:r>
+    </w:p>
+    <w:p/>
+    <w:p>
+      <w:pPr>
+        <w:rPr>
+          <w:b/>
+        </w:rPr>
+      </w:pPr>
+      <w:r>
+        <w:t xml:space="preserve">Nous avons le plaisir de vous informer que le contrat à durée déterminée qui vous lie à la société PAUL BOYE INDUSTRIES se transforme en contrat indéterminé à compter du </w:t>
+      </w:r>
+      <w:r>
+        <w:rPr>
+          <w:b/>
+          <w:bCs/>
+        </w:rPr>
+        <w:fldChar w:fldCharType="begin"/>
+      </w:r>
+      <w:r>
+        <w:rPr>
+          <w:b/>
+          <w:bCs/>
+        </w:rPr>
+        <w:instrText xml:space="preserve"> MERGEFIELD Date_Fin_CDD_18_mois1 </w:instrText>
+      </w:r>
+      <w:r>
+        <w:rPr>
+          <w:b/>
+          <w:bCs/>
+        </w:rPr>
+        <w:fldChar w:fldCharType="separate"/>
+      </w:r>
+      <w:r>
+        <w:rPr>
+          <w:b/>
+          <w:bCs/>
+          <w:noProof/>
+        </w:rPr>
+        <w:t>31 juillet 2026</w:t>
+      </w:r>
+      <w:r>
+        <w:rPr>
+          <w:b/>
+          <w:bCs/>
+        </w:rPr>
+        <w:fldChar w:fldCharType="end"/>
+      </w:r>
+      <w:r>
+        <w:t xml:space="preserve">  . </w:t>
+      </w:r>
+    </w:p>
+    <w:p>
+      <w:r>
+        <w:t>Espérant que vos efforts seront toujours continus,</w:t>
+      </w:r>
+    </w:p>
+    <w:p>
+      <w:pPr>
+        <w:rPr>
+          <w:b/>
+        </w:rPr>
+      </w:pPr>
+      <w:r>
+        <w:t>Amin-</w:t>
+      </w:r>
+      <w:proofErr w:type="spellStart"/>
+      <w:r>
+        <w:t>kafaliana</w:t>
+      </w:r>
+      <w:proofErr w:type="spellEnd"/>
+      <w:r>
+        <w:t xml:space="preserve"> no </w:t>
+      </w:r>
+      <w:proofErr w:type="spellStart"/>
+      <w:r>
+        <w:t>hilazanay</w:t>
+      </w:r>
+      <w:proofErr w:type="spellEnd"/>
+      <w:r>
+        <w:t xml:space="preserve"> </w:t>
+      </w:r>
+      <w:proofErr w:type="spellStart"/>
+      <w:r>
+        <w:t>aminao</w:t>
+      </w:r>
+      <w:proofErr w:type="spellEnd"/>
+      <w:r>
+        <w:t xml:space="preserve"> fa </w:t>
+      </w:r>
+      <w:proofErr w:type="spellStart"/>
+      <w:r>
+        <w:t>ny</w:t>
+      </w:r>
+      <w:proofErr w:type="spellEnd"/>
+      <w:r>
+        <w:t xml:space="preserve"> </w:t>
+      </w:r>
+      <w:proofErr w:type="spellStart"/>
+      <w:r>
+        <w:t>fifanarahana</w:t>
+      </w:r>
+      <w:proofErr w:type="spellEnd"/>
+      <w:r>
+        <w:t xml:space="preserve"> </w:t>
+      </w:r>
+      <w:proofErr w:type="spellStart"/>
+      <w:r>
+        <w:t>arak’asa</w:t>
+      </w:r>
+      <w:proofErr w:type="spellEnd"/>
+      <w:r>
+        <w:t xml:space="preserve"> </w:t>
+      </w:r>
+      <w:proofErr w:type="spellStart"/>
+      <w:r>
+        <w:t>voafetra</w:t>
+      </w:r>
+      <w:proofErr w:type="spellEnd"/>
+      <w:r>
+        <w:t xml:space="preserve"> </w:t>
+      </w:r>
+      <w:proofErr w:type="spellStart"/>
+      <w:r>
+        <w:t>nisy</w:t>
+      </w:r>
+      <w:proofErr w:type="spellEnd"/>
+      <w:r>
+        <w:t xml:space="preserve"> </w:t>
+      </w:r>
+      <w:proofErr w:type="spellStart"/>
+      <w:r>
+        <w:t>teo</w:t>
+      </w:r>
+      <w:proofErr w:type="spellEnd"/>
+      <w:r>
+        <w:t xml:space="preserve"> </w:t>
+      </w:r>
+      <w:proofErr w:type="spellStart"/>
+      <w:r>
+        <w:t>aminao</w:t>
+      </w:r>
+      <w:proofErr w:type="spellEnd"/>
+      <w:r>
+        <w:t xml:space="preserve"> </w:t>
+      </w:r>
+      <w:proofErr w:type="spellStart"/>
+      <w:r>
+        <w:t>sy</w:t>
+      </w:r>
+      <w:proofErr w:type="spellEnd"/>
+      <w:r>
+        <w:t xml:space="preserve"> </w:t>
+      </w:r>
+      <w:proofErr w:type="spellStart"/>
+      <w:r>
+        <w:t>ny</w:t>
+      </w:r>
+      <w:proofErr w:type="spellEnd"/>
+      <w:r>
+        <w:t xml:space="preserve"> </w:t>
+      </w:r>
+      <w:proofErr w:type="spellStart"/>
+      <w:r>
+        <w:t>orinasa</w:t>
+      </w:r>
+      <w:proofErr w:type="spellEnd"/>
+      <w:r>
+        <w:t xml:space="preserve"> PAUL BOYE INDUSTRIES </w:t>
+      </w:r>
+      <w:r>
+        <w:t xml:space="preserve">dia </w:t>
+      </w:r>
+      <w:proofErr w:type="spellStart"/>
+      <w:r>
+        <w:t>miova</w:t>
+      </w:r>
+      <w:proofErr w:type="spellEnd"/>
+      <w:r>
+        <w:t xml:space="preserve"> </w:t>
+      </w:r>
+      <w:proofErr w:type="spellStart"/>
+      <w:r>
+        <w:t>ho</w:t>
+      </w:r>
+      <w:proofErr w:type="spellEnd"/>
+      <w:r>
+        <w:t xml:space="preserve"> </w:t>
+      </w:r>
+      <w:proofErr w:type="spellStart"/>
+      <w:r>
+        <w:t>fifanarahana</w:t>
+      </w:r>
+      <w:proofErr w:type="spellEnd"/>
+      <w:r>
+        <w:t xml:space="preserve"> </w:t>
+      </w:r>
+      <w:proofErr w:type="spellStart"/>
+      <w:r>
+        <w:t>arak’asa</w:t>
+      </w:r>
+      <w:proofErr w:type="spellEnd"/>
+      <w:r>
+        <w:t xml:space="preserve"> </w:t>
+      </w:r>
+      <w:proofErr w:type="spellStart"/>
+      <w:r>
+        <w:t>tsy</w:t>
+      </w:r>
+      <w:proofErr w:type="spellEnd"/>
+      <w:r>
+        <w:t xml:space="preserve"> </w:t>
+      </w:r>
+      <w:proofErr w:type="spellStart"/>
+      <w:r>
+        <w:t>voafetra</w:t>
+      </w:r>
+      <w:proofErr w:type="spellEnd"/>
+      <w:r>
+        <w:t xml:space="preserve"> </w:t>
+      </w:r>
+      <w:proofErr w:type="spellStart"/>
+      <w:r>
+        <w:t>manomboka</w:t>
+      </w:r>
+      <w:proofErr w:type="spellEnd"/>
+      <w:r>
+        <w:t xml:space="preserve"> </w:t>
+      </w:r>
+      <w:proofErr w:type="spellStart"/>
+      <w:r>
+        <w:t>ny</w:t>
+      </w:r>
+      <w:proofErr w:type="spellEnd"/>
+      <w:r>
+        <w:t xml:space="preserve"> </w:t>
+      </w:r>
+      <w:r>
+        <w:rPr>
+          <w:b/>
+          <w:bCs/>
+        </w:rPr>
+        <w:fldChar w:fldCharType="begin"/>
+      </w:r>
+      <w:r>
+        <w:rPr>
+          <w:b/>
+          <w:bCs/>
+        </w:rPr>
+        <w:instrText xml:space="preserve"> MERGEFIELD Date_Fin_CDD_18_mois1 </w:instrText>
+      </w:r>
+      <w:r>
+        <w:rPr>
+          <w:b/>
+          <w:bCs/>
+        </w:rPr>
+        <w:fldChar w:fldCharType="separate"/>
+      </w:r>
+      <w:r>
+        <w:rPr>
+          <w:b/>
+          <w:bCs/>
+          <w:noProof/>
+        </w:rPr>
+        <w:t>31 juillet 2026</w:t>
+      </w:r>
+      <w:r>
+        <w:rPr>
+          <w:b/>
+          <w:bCs/>
+        </w:rPr>
+        <w:fldChar w:fldCharType="end"/>
+      </w:r>
+      <w:r>
+        <w:t xml:space="preserve"> </w:t>
+      </w:r>
+      <w:r>
+        <w:rPr>
+          <w:noProof/>
+        </w:rPr>
+        <w:t xml:space="preserve"> </w:t>
+      </w:r>
+      <w:r>
+        <w:t>.</w:t>
+      </w:r>
+    </w:p>
+    <w:p>
+      <w:pPr>
+        <w:rPr>
+          <w:lang w:val="en-US"/>
+        </w:rPr>
+      </w:pPr>
+      <w:proofErr w:type="spellStart"/>
+      <w:r>
+        <w:rPr>
+          <w:lang w:val="en-US"/>
+        </w:rPr>
+        <w:t>Antenaina</w:t>
+      </w:r>
+      <w:proofErr w:type="spellEnd"/>
+      <w:r>
+        <w:rPr>
+          <w:lang w:val="en-US"/>
+        </w:rPr>
+        <w:t xml:space="preserve"> </w:t>
+      </w:r>
+      <w:proofErr w:type="spellStart"/>
+      <w:r>
+        <w:rPr>
+          <w:lang w:val="en-US"/>
+        </w:rPr>
+        <w:t>ny</w:t>
+      </w:r>
+      <w:proofErr w:type="spellEnd"/>
+      <w:r>
+        <w:rPr>
+          <w:lang w:val="en-US"/>
+        </w:rPr>
+        <w:t xml:space="preserve"> </w:t>
+      </w:r>
+      <w:proofErr w:type="spellStart"/>
+      <w:r>
+        <w:rPr>
+          <w:lang w:val="en-US"/>
+        </w:rPr>
+        <w:t>hitohizan’ny</w:t>
+      </w:r>
+      <w:proofErr w:type="spellEnd"/>
+      <w:r>
+        <w:rPr>
+          <w:lang w:val="en-US"/>
+        </w:rPr>
+        <w:t xml:space="preserve"> </w:t>
+      </w:r>
+      <w:proofErr w:type="spellStart"/>
+      <w:r>
+        <w:rPr>
+          <w:lang w:val="en-US"/>
+        </w:rPr>
+        <w:t>ezaka</w:t>
+      </w:r>
+      <w:proofErr w:type="spellEnd"/>
+      <w:r>
+        <w:rPr>
+          <w:lang w:val="en-US"/>
+        </w:rPr>
+        <w:t xml:space="preserve"> </w:t>
+      </w:r>
+      <w:proofErr w:type="spellStart"/>
+      <w:r>
+        <w:rPr>
+          <w:lang w:val="en-US"/>
+        </w:rPr>
+        <w:t>izay</w:t>
+      </w:r>
+      <w:proofErr w:type="spellEnd"/>
+      <w:r>
+        <w:rPr>
+          <w:lang w:val="en-US"/>
+        </w:rPr>
+        <w:t xml:space="preserve"> </w:t>
+      </w:r>
+      <w:proofErr w:type="spellStart"/>
+      <w:r>
+        <w:rPr>
+          <w:lang w:val="en-US"/>
+        </w:rPr>
+        <w:t>ataonao</w:t>
+      </w:r>
+      <w:proofErr w:type="spellEnd"/>
+      <w:r>
+        <w:rPr>
+          <w:lang w:val="en-US"/>
+        </w:rPr>
+        <w:t xml:space="preserve">. </w:t>
+      </w:r>
+    </w:p>
+    <w:p>
+      <w:pPr>
+        <w:rPr>
+          <w:lang w:val="en-US"/>
+        </w:rPr>
+      </w:pPr>
+    </w:p>
+    <w:p>
+      <w:r>
+        <w:t xml:space="preserve">Veuillez agréer, Monsieur/Madame, nos salutations cordiales. </w:t>
+      </w:r>
+    </w:p>
+    <w:p>
+      <w:pPr>
+        <w:rPr>
+          <w:sz w:val="24"/>
+          <w:szCs w:val="24"/>
+        </w:rPr>
+      </w:pPr>
+      <w:r>
+        <w:rPr>
+          <w:sz w:val="24"/>
+          <w:szCs w:val="24"/>
+        </w:rPr>
+        <w:tab/>
+        <w:t>L’Employé(e),</w:t>
+      </w:r>
+      <w:r>
+        <w:rPr>
+          <w:sz w:val="24"/>
+          <w:szCs w:val="24"/>
+        </w:rPr>
+        <w:tab/>
+      </w:r>
+      <w:r>
+        <w:rPr>
+          <w:sz w:val="24"/>
+          <w:szCs w:val="24"/>
+        </w:rPr>
+        <w:tab/>
+      </w:r>
+      <w:r>
+        <w:rPr>
+          <w:sz w:val="24"/>
+          <w:szCs w:val="24"/>
+        </w:rPr>
+        <w:tab/>
+      </w:r>
+      <w:r>
+        <w:rPr>
+          <w:sz w:val="24"/>
+          <w:szCs w:val="24"/>
+        </w:rPr>
+        <w:tab/>
+      </w:r>
+      <w:proofErr w:type="gramStart"/>
+      <w:r>
+        <w:rPr>
+          <w:sz w:val="24"/>
+          <w:szCs w:val="24"/>
+        </w:rPr>
+        <w:tab/>
+        <w:t xml:space="preserve">  </w:t>
+      </w:r>
+      <w:r>
+        <w:rPr>
+          <w:sz w:val="24"/>
+          <w:szCs w:val="24"/>
+        </w:rPr>
+        <w:tab/>
+      </w:r>
+      <w:proofErr w:type="gramEnd"/>
+      <w:r>
+        <w:rPr>
+          <w:sz w:val="24"/>
+          <w:szCs w:val="24"/>
+        </w:rPr>
+        <w:tab/>
+        <w:t>L’employeur,</w:t>
+      </w:r>
+    </w:p>
+    <w:p>
+      <w:pPr>
+        <w:rPr>
+          <w:sz w:val="24"/>
+          <w:szCs w:val="24"/>
+        </w:rPr>
       </w:pPr>
     </w:p>
     <w:sectPr>
-      <w:headerReference w:type="default" r:id="rId8"/>
-      <w:footerReference w:type="default" r:id="rId9"/>
-      <w:headerReference w:type="first" r:id="rId10"/>
+      <w:type w:val="evenPage"/>
       <w:pgSz w:w="11906" w:h="16838"/>
       <w:pgMar w:top="1417" w:right="1417" w:bottom="1417" w:left="1417" w:header="708" w:footer="708" w:gutter="0"/>
       <w:pgNumType w:start="1"/>
       <w:cols w:space="708"/>
-      <w:titlePg/>
       <w:docGrid w:linePitch="360"/>
     </w:sectPr>
   </w:body>
@@ -3114,235 +4050,6 @@
     </w:p>
   </w:endnote>
 </w:endnotes>
-</file>
-
-<file path=word/footer1.xml><?xml version="1.0" encoding="utf-8"?>
-<w:ftr xmlns:wpc="http://schemas.microsoft.com/office/word/2010/wordprocessingCanvas" xmlns:cx="http://schemas.microsoft.com/office/drawing/2014/chartex" xmlns:cx1="http://schemas.microsoft.com/office/drawing/2015/9/8/chartex" xmlns:cx2="http://schemas.microsoft.com/office/drawing/2015/10/21/chartex" xmlns:cx3="http://schemas.microsoft.com/office/drawing/2016/5/9/chartex" xmlns:cx4="http://schemas.microsoft.com/office/drawing/2016/5/10/chartex" xmlns:cx5="http://schemas.microsoft.com/office/drawing/2016/5/11/chartex" xmlns:cx6="http://schemas.microsoft.com/office/drawing/2016/5/12/chartex" xmlns:cx7="http://schemas.microsoft.com/office/drawing/2016/5/13/chartex" xmlns:cx8="http://schemas.microsoft.com/office/drawing/2016/5/14/chartex" xmlns:mc="http://schemas.openxmlformats.org/markup-compatibility/2006" xmlns:aink="http://schemas.microsoft.com/office/drawing/2016/ink" xmlns:am3d="http://schemas.microsoft.com/office/drawing/2017/model3d" xmlns:o="urn:schemas-microsoft-com:office:office" xmlns:oel="http://schemas.microsoft.com/office/2019/extlst" xmlns:r="http://schemas.openxmlformats.org/officeDocument/2006/relationships" xmlns:m="http://schemas.openxmlformats.org/officeDocument/2006/math" xmlns:v="urn:schemas-microsoft-com:vml" xmlns:wp14="http://schemas.microsoft.com/office/word/2010/wordprocessingDrawing" xmlns:wp="http://schemas.openxmlformats.org/drawingml/2006/wordprocessingDrawing" xmlns:w10="urn:schemas-microsoft-com:office:word" xmlns:w="http://schemas.openxmlformats.org/wordprocessingml/2006/main" xmlns:w14="http://schemas.microsoft.com/office/word/2010/wordml" xmlns:w15="http://schemas.microsoft.com/office/word/2012/wordml" xmlns:w16cex="http://schemas.microsoft.com/office/word/2018/wordml/cex" xmlns:w16cid="http://schemas.microsoft.com/office/word/2016/wordml/cid" xmlns:w16="http://schemas.microsoft.com/office/word/2018/wordml" xmlns:w16du="http://schemas.microsoft.com/office/word/2023/wordml/word16du" xmlns:w16sdtdh="http://schemas.microsoft.com/office/word/2020/wordml/sdtdatahash" xmlns:w16sdtfl="http://schemas.microsoft.com/office/word/2024/wordml/sdtformatlock" xmlns:w16se="http://schemas.microsoft.com/office/word/2015/wordml/symex" xmlns:wpg="http://schemas.microsoft.com/office/word/2010/wordprocessingGroup" xmlns:wpi="http://schemas.microsoft.com/office/word/2010/wordprocessingInk" xmlns:wne="http://schemas.microsoft.com/office/word/2006/wordml" xmlns:wps="http://schemas.microsoft.com/office/word/2010/wordprocessingShape" mc:Ignorable="w14 w15 w16se w16cid w16 w16cex w16sdtdh w16sdtfl w16du wp14">
-  <w:p>
-    <w:pPr>
-      <w:pStyle w:val="Pieddepage"/>
-      <w:pBdr>
-        <w:top w:val="thinThickSmallGap" w:sz="24" w:space="1" w:color="622423" w:themeColor="accent2" w:themeShade="7F"/>
-      </w:pBdr>
-      <w:rPr>
-        <w:rFonts w:asciiTheme="majorHAnsi" w:hAnsiTheme="majorHAnsi"/>
-        <w:sz w:val="18"/>
-        <w:szCs w:val="18"/>
-        <w:lang w:val="en-US"/>
-      </w:rPr>
-    </w:pPr>
-    <w:r>
-      <w:rPr>
-        <w:rFonts w:asciiTheme="majorHAnsi" w:hAnsiTheme="majorHAnsi"/>
-        <w:sz w:val="18"/>
-        <w:szCs w:val="18"/>
-        <w:lang w:val="en-US"/>
-      </w:rPr>
-      <w:t xml:space="preserve">Lot ITV 27 ter </w:t>
-    </w:r>
-    <w:proofErr w:type="spellStart"/>
-    <w:r>
-      <w:rPr>
-        <w:rFonts w:asciiTheme="majorHAnsi" w:hAnsiTheme="majorHAnsi"/>
-        <w:sz w:val="18"/>
-        <w:szCs w:val="18"/>
-        <w:lang w:val="en-US"/>
-      </w:rPr>
-      <w:t>Andrefantsena</w:t>
-    </w:r>
-    <w:proofErr w:type="spellEnd"/>
-    <w:r>
-      <w:rPr>
-        <w:rFonts w:asciiTheme="majorHAnsi" w:hAnsiTheme="majorHAnsi"/>
-        <w:sz w:val="18"/>
-        <w:szCs w:val="18"/>
-        <w:lang w:val="en-US"/>
-      </w:rPr>
-      <w:t xml:space="preserve"> </w:t>
-    </w:r>
-    <w:proofErr w:type="spellStart"/>
-    <w:r>
-      <w:rPr>
-        <w:rFonts w:asciiTheme="majorHAnsi" w:hAnsiTheme="majorHAnsi"/>
-        <w:sz w:val="18"/>
-        <w:szCs w:val="18"/>
-        <w:lang w:val="en-US"/>
-      </w:rPr>
-      <w:t>Itaosy</w:t>
-    </w:r>
-    <w:proofErr w:type="spellEnd"/>
-    <w:r>
-      <w:rPr>
-        <w:rFonts w:asciiTheme="majorHAnsi" w:hAnsiTheme="majorHAnsi"/>
-        <w:sz w:val="18"/>
-        <w:szCs w:val="18"/>
-        <w:lang w:val="en-US"/>
-      </w:rPr>
-      <w:t xml:space="preserve"> </w:t>
-    </w:r>
-    <w:proofErr w:type="spellStart"/>
-    <w:r>
-      <w:rPr>
-        <w:rFonts w:asciiTheme="majorHAnsi" w:hAnsiTheme="majorHAnsi"/>
-        <w:sz w:val="18"/>
-        <w:szCs w:val="18"/>
-        <w:lang w:val="en-US"/>
-      </w:rPr>
-      <w:t>Andranonahoatra</w:t>
-    </w:r>
-    <w:proofErr w:type="spellEnd"/>
-    <w:r>
-      <w:rPr>
-        <w:rFonts w:asciiTheme="majorHAnsi" w:hAnsiTheme="majorHAnsi"/>
-        <w:sz w:val="18"/>
-        <w:szCs w:val="18"/>
-        <w:lang w:val="en-US"/>
-      </w:rPr>
-      <w:t xml:space="preserve"> </w:t>
-    </w:r>
-    <w:r>
-      <w:rPr>
-        <w:rFonts w:asciiTheme="majorHAnsi" w:hAnsiTheme="majorHAnsi"/>
-        <w:sz w:val="18"/>
-        <w:szCs w:val="18"/>
-        <w:lang w:val="en-US"/>
-      </w:rPr>
-      <w:t xml:space="preserve">Antananarivo 102 </w:t>
-    </w:r>
-    <w:proofErr w:type="spellStart"/>
-    <w:r>
-      <w:rPr>
-        <w:rFonts w:asciiTheme="majorHAnsi" w:hAnsiTheme="majorHAnsi"/>
-        <w:sz w:val="18"/>
-        <w:szCs w:val="18"/>
-        <w:lang w:val="en-US"/>
-      </w:rPr>
-      <w:t>Tél</w:t>
-    </w:r>
-    <w:proofErr w:type="spellEnd"/>
-    <w:r>
-      <w:rPr>
-        <w:rFonts w:asciiTheme="majorHAnsi" w:hAnsiTheme="majorHAnsi"/>
-        <w:sz w:val="18"/>
-        <w:szCs w:val="18"/>
-        <w:lang w:val="en-US"/>
-      </w:rPr>
-      <w:t>: 020 22</w:t>
-    </w:r>
-    <w:r>
-      <w:rPr>
-        <w:rFonts w:asciiTheme="majorHAnsi" w:hAnsiTheme="majorHAnsi"/>
-        <w:sz w:val="18"/>
-        <w:szCs w:val="18"/>
-        <w:lang w:val="en-US"/>
-      </w:rPr>
-      <w:t> 277 52/RCS: N°2003 B 710</w:t>
-    </w:r>
-  </w:p>
-  <w:p>
-    <w:pPr>
-      <w:pStyle w:val="Pieddepage"/>
-      <w:pBdr>
-        <w:top w:val="thinThickSmallGap" w:sz="24" w:space="1" w:color="622423" w:themeColor="accent2" w:themeShade="7F"/>
-      </w:pBdr>
-      <w:rPr>
-        <w:rFonts w:asciiTheme="majorHAnsi" w:hAnsiTheme="majorHAnsi"/>
-      </w:rPr>
-    </w:pPr>
-    <w:proofErr w:type="gramStart"/>
-    <w:r>
-      <w:rPr>
-        <w:rFonts w:asciiTheme="majorHAnsi" w:hAnsiTheme="majorHAnsi"/>
-        <w:sz w:val="18"/>
-        <w:szCs w:val="18"/>
-      </w:rPr>
-      <w:t>STAT:</w:t>
-    </w:r>
-    <w:proofErr w:type="gramEnd"/>
-    <w:r>
-      <w:rPr>
-        <w:rFonts w:asciiTheme="majorHAnsi" w:hAnsiTheme="majorHAnsi"/>
-        <w:sz w:val="18"/>
-        <w:szCs w:val="18"/>
-      </w:rPr>
-      <w:t xml:space="preserve"> 46101 11 1990 010010/</w:t>
-    </w:r>
-    <w:proofErr w:type="gramStart"/>
-    <w:r>
-      <w:rPr>
-        <w:rFonts w:asciiTheme="majorHAnsi" w:hAnsiTheme="majorHAnsi"/>
-        <w:sz w:val="18"/>
-        <w:szCs w:val="18"/>
-      </w:rPr>
-      <w:t>NIF:</w:t>
-    </w:r>
-    <w:proofErr w:type="gramEnd"/>
-    <w:r>
-      <w:rPr>
-        <w:rFonts w:asciiTheme="majorHAnsi" w:hAnsiTheme="majorHAnsi"/>
-        <w:sz w:val="18"/>
-        <w:szCs w:val="18"/>
-      </w:rPr>
-      <w:t xml:space="preserve"> 5000056860/ B.P: 9022</w:t>
-    </w:r>
-    <w:r>
-      <w:rPr>
-        <w:rFonts w:asciiTheme="majorHAnsi" w:hAnsiTheme="majorHAnsi"/>
-        <w:sz w:val="18"/>
-        <w:szCs w:val="18"/>
-      </w:rPr>
-      <w:ptab w:relativeTo="margin" w:alignment="right" w:leader="none"/>
-    </w:r>
-    <w:r>
-      <w:rPr>
-        <w:rFonts w:asciiTheme="majorHAnsi" w:hAnsiTheme="majorHAnsi"/>
-        <w:sz w:val="18"/>
-        <w:szCs w:val="18"/>
-      </w:rPr>
-      <w:t xml:space="preserve">Page </w:t>
-    </w:r>
-    <w:r>
-      <w:rPr>
-        <w:rFonts w:asciiTheme="majorHAnsi" w:hAnsiTheme="majorHAnsi"/>
-        <w:sz w:val="20"/>
-        <w:szCs w:val="20"/>
-      </w:rPr>
-      <w:ptab w:relativeTo="margin" w:alignment="right" w:leader="none"/>
-    </w:r>
-    <w:r>
-      <w:rPr>
-        <w:rFonts w:asciiTheme="majorHAnsi" w:hAnsiTheme="majorHAnsi"/>
-        <w:sz w:val="20"/>
-        <w:szCs w:val="20"/>
-      </w:rPr>
-      <w:t>Page</w:t>
-    </w:r>
-    <w:r>
-      <w:fldChar w:fldCharType="begin"/>
-    </w:r>
-    <w:r>
-      <w:instrText xml:space="preserve"> PAGE   \* MERGEFORMAT </w:instrText>
-    </w:r>
-    <w:r>
-      <w:fldChar w:fldCharType="separate"/>
-    </w:r>
-    <w:r>
-      <w:rPr>
-        <w:rFonts w:asciiTheme="majorHAnsi" w:hAnsiTheme="majorHAnsi"/>
-        <w:noProof/>
-      </w:rPr>
-      <w:t>1</w:t>
-    </w:r>
-    <w:r>
-      <w:fldChar w:fldCharType="end"/>
-    </w:r>
-  </w:p>
-  <w:p>
-    <w:pPr>
-      <w:pStyle w:val="Pieddepage"/>
-    </w:pPr>
-  </w:p>
-</w:ftr>
 </file>
 
 <file path=word/footnotes.xml><?xml version="1.0" encoding="utf-8"?>
@@ -4662,7 +5369,7 @@
   <w:style w:type="paragraph" w:default="1" w:styleId="Normal">
     <w:name w:val="Normal"/>
     <w:qFormat/>
-    <w:rsid w:val="00515F82"/>
+    <w:rsid w:val="00BF254A"/>
   </w:style>
   <w:style w:type="character" w:default="1" w:styleId="Policepardfaut">
     <w:name w:val="Default Paragraph Font"/>
@@ -4909,10 +5616,12 @@
   </w:compat>
   <w:rsids>
     <w:rsidRoot w:val="00F80D45"/>
+    <w:rsid w:val="00072687"/>
     <w:rsid w:val="0023143E"/>
     <w:rsid w:val="0069608E"/>
     <w:rsid w:val="009C42A7"/>
     <w:rsid w:val="00A66B37"/>
+    <w:rsid w:val="00BE1898"/>
     <w:rsid w:val="00F80D45"/>
   </w:rsids>
   <m:mathPr>
